--- a/docs/Boxborough News - Setup Guide.docx
+++ b/docs/Boxborough News - Setup Guide.docx
@@ -462,7 +462,7 @@
       <w:r>
         <w:t xml:space="preserve"> at </w:t>
       </w:r>
-      <w:hyperlink w:history="1" r:id="rIdpqy4pnq7_cz0wownq2pv2">
+      <w:hyperlink w:history="1" r:id="rIdowxwsjqestue9qsjuk6xu">
         <w:r>
           <w:rPr>
             <w:color w:val="2C5A3C"/>
@@ -618,7 +618,7 @@
       <w:r>
         <w:t xml:space="preserve"> (</w:t>
       </w:r>
-      <w:hyperlink w:history="1" r:id="rIdw0pcfsoseqyjzdsm-teie">
+      <w:hyperlink w:history="1" r:id="rIdrm94ydunk0iag4t1nkg6l">
         <w:r>
           <w:rPr>
             <w:color w:val="2C5A3C"/>
@@ -907,7 +907,7 @@
       <w:r>
         <w:t xml:space="preserve">Go to </w:t>
       </w:r>
-      <w:hyperlink w:history="1" r:id="rIdyni7e7qljfo1mxc8zmvlk">
+      <w:hyperlink w:history="1" r:id="rIdsyqqk3garisqq8enbmxmi">
         <w:r>
           <w:rPr>
             <w:b/>
@@ -1101,7 +1101,7 @@
       <w:r>
         <w:t xml:space="preserve"> at </w:t>
       </w:r>
-      <w:hyperlink w:history="1" r:id="rId075lnznmrl9azyophtx_j">
+      <w:hyperlink w:history="1" r:id="rIdqto2ucrbta_bhymbkzyht">
         <w:r>
           <w:rPr>
             <w:color w:val="2C5A3C"/>
@@ -1934,7 +1934,7 @@
       <w:r>
         <w:t xml:space="preserve">GitHub's own instructions: </w:t>
       </w:r>
-      <w:hyperlink w:history="1" r:id="rIdh2mqno5gkj_nqxnvmv7ga">
+      <w:hyperlink w:history="1" r:id="rIdp-4cpjmqh2rtw4j4gbh4q">
         <w:r>
           <w:rPr>
             <w:color w:val="2C5A3C"/>
@@ -1949,6 +1949,242 @@
         <w:pStyle w:val="Heading1"/>
       </w:pPr>
       <w:r>
+        <w:t xml:space="preserve">Updating the website with a new version</w:t>
+      </w:r>
+    </w:p>
+    <w:p>
+      <w:pPr>
+        <w:spacing w:after="140"/>
+      </w:pPr>
+      <w:r>
+        <w:t xml:space="preserve">When you get an updated copy of the project (for example, a new zip from Claude), use GitHub Desktop:</w:t>
+      </w:r>
+    </w:p>
+    <w:p>
+      <w:pPr>
+        <w:pStyle w:val="ListParagraph"/>
+        <w:numPr>
+          <w:ilvl w:val="0"/>
+          <w:numId w:val="7"/>
+        </w:numPr>
+        <w:spacing w:after="100"/>
+      </w:pPr>
+      <w:r>
+        <w:t xml:space="preserve">In GitHub Desktop, click </w:t>
+      </w:r>
+      <w:r>
+        <w:rPr>
+          <w:b/>
+          <w:bCs/>
+        </w:rPr>
+        <w:t xml:space="preserve">Fetch origin</w:t>
+      </w:r>
+      <w:r>
+        <w:t xml:space="preserve">, then </w:t>
+      </w:r>
+      <w:r>
+        <w:rPr>
+          <w:b/>
+          <w:bCs/>
+        </w:rPr>
+        <w:t xml:space="preserve">Pull origin</w:t>
+      </w:r>
+      <w:r>
+        <w:t xml:space="preserve"> if it appears. This brings down anything editors have saved in Pages CMS.</w:t>
+      </w:r>
+    </w:p>
+    <w:p>
+      <w:pPr>
+        <w:pStyle w:val="ListParagraph"/>
+        <w:numPr>
+          <w:ilvl w:val="0"/>
+          <w:numId w:val="7"/>
+        </w:numPr>
+        <w:spacing w:after="100"/>
+      </w:pPr>
+      <w:r>
+        <w:t xml:space="preserve">Choose </w:t>
+      </w:r>
+      <w:r>
+        <w:rPr>
+          <w:b/>
+          <w:bCs/>
+        </w:rPr>
+        <w:t xml:space="preserve">Repository → Show in Explorer</w:t>
+      </w:r>
+      <w:r>
+        <w:t xml:space="preserve"> to open the website folder on your computer.</w:t>
+      </w:r>
+    </w:p>
+    <w:p>
+      <w:pPr>
+        <w:pStyle w:val="ListParagraph"/>
+        <w:numPr>
+          <w:ilvl w:val="0"/>
+          <w:numId w:val="7"/>
+        </w:numPr>
+        <w:spacing w:after="100"/>
+      </w:pPr>
+      <w:r>
+        <w:t xml:space="preserve">Delete everything in that folder </w:t>
+      </w:r>
+      <w:r>
+        <w:rPr>
+          <w:b/>
+          <w:bCs/>
+        </w:rPr>
+        <w:t xml:space="preserve">except the hidden </w:t>
+      </w:r>
+      <w:r>
+        <w:rPr>
+          <w:rFonts w:ascii="Consolas" w:cs="Consolas" w:eastAsia="Consolas" w:hAnsi="Consolas"/>
+          <w:b/>
+          <w:bCs/>
+          <w:sz w:val="19"/>
+          <w:szCs w:val="19"/>
+          <w:shd w:fill="F1EFE8" w:color="auto" w:val="clear"/>
+        </w:rPr>
+        <w:t xml:space="preserve">.git</w:t>
+      </w:r>
+      <w:r>
+        <w:rPr>
+          <w:b/>
+          <w:bCs/>
+        </w:rPr>
+        <w:t xml:space="preserve"> folder</w:t>
+      </w:r>
+      <w:r>
+        <w:t xml:space="preserve">. (In File Explorer, turn on </w:t>
+      </w:r>
+      <w:r>
+        <w:rPr>
+          <w:b/>
+          <w:bCs/>
+        </w:rPr>
+        <w:t xml:space="preserve">View → Show → Hidden items</w:t>
+      </w:r>
+      <w:r>
+        <w:t xml:space="preserve"> so you can see it, and leave it alone.)</w:t>
+      </w:r>
+    </w:p>
+    <w:p>
+      <w:pPr>
+        <w:pStyle w:val="ListParagraph"/>
+        <w:numPr>
+          <w:ilvl w:val="0"/>
+          <w:numId w:val="7"/>
+        </w:numPr>
+        <w:spacing w:after="100"/>
+      </w:pPr>
+      <w:r>
+        <w:t xml:space="preserve">Unzip the new version and copy everything inside it, including the </w:t>
+      </w:r>
+      <w:r>
+        <w:rPr>
+          <w:rFonts w:ascii="Consolas" w:cs="Consolas" w:eastAsia="Consolas" w:hAnsi="Consolas"/>
+          <w:sz w:val="19"/>
+          <w:szCs w:val="19"/>
+          <w:shd w:fill="F1EFE8" w:color="auto" w:val="clear"/>
+        </w:rPr>
+        <w:t xml:space="preserve">.github</w:t>
+      </w:r>
+      <w:r>
+        <w:t xml:space="preserve"> folder and </w:t>
+      </w:r>
+      <w:r>
+        <w:rPr>
+          <w:rFonts w:ascii="Consolas" w:cs="Consolas" w:eastAsia="Consolas" w:hAnsi="Consolas"/>
+          <w:sz w:val="19"/>
+          <w:szCs w:val="19"/>
+          <w:shd w:fill="F1EFE8" w:color="auto" w:val="clear"/>
+        </w:rPr>
+        <w:t xml:space="preserve">.pages.yml</w:t>
+      </w:r>
+      <w:r>
+        <w:t xml:space="preserve"> file, into the website folder.</w:t>
+      </w:r>
+    </w:p>
+    <w:p>
+      <w:pPr>
+        <w:pStyle w:val="ListParagraph"/>
+        <w:numPr>
+          <w:ilvl w:val="0"/>
+          <w:numId w:val="7"/>
+        </w:numPr>
+        <w:spacing w:after="100"/>
+      </w:pPr>
+      <w:r>
+        <w:t xml:space="preserve">Back in GitHub Desktop, you'll see the list of changed files. Type a short summary such as "Update website" and click </w:t>
+      </w:r>
+      <w:r>
+        <w:rPr>
+          <w:b/>
+          <w:bCs/>
+        </w:rPr>
+        <w:t xml:space="preserve">Commit to main</w:t>
+      </w:r>
+      <w:r>
+        <w:t xml:space="preserve">, then </w:t>
+      </w:r>
+      <w:r>
+        <w:rPr>
+          <w:b/>
+          <w:bCs/>
+        </w:rPr>
+        <w:t xml:space="preserve">Push origin</w:t>
+      </w:r>
+      <w:r>
+        <w:t xml:space="preserve">.</w:t>
+      </w:r>
+    </w:p>
+    <w:p>
+      <w:pPr>
+        <w:pStyle w:val="ListParagraph"/>
+        <w:numPr>
+          <w:ilvl w:val="0"/>
+          <w:numId w:val="7"/>
+        </w:numPr>
+        <w:spacing w:after="100"/>
+      </w:pPr>
+      <w:r>
+        <w:t xml:space="preserve">The site republishes by itself. Check the </w:t>
+      </w:r>
+      <w:r>
+        <w:rPr>
+          <w:b/>
+          <w:bCs/>
+        </w:rPr>
+        <w:t xml:space="preserve">Actions</w:t>
+      </w:r>
+      <w:r>
+        <w:t xml:space="preserve"> tab on GitHub; about three minutes later the changes are live.</w:t>
+      </w:r>
+    </w:p>
+    <w:p>
+      <w:pPr>
+        <w:pBdr>
+          <w:left w:val="single" w:color="2C5A3C" w:sz="18" w:space="8"/>
+        </w:pBdr>
+        <w:shd w:fill="EDF2EA" w:color="auto" w:val="clear"/>
+        <w:spacing w:after="140"/>
+        <w:ind w:left="160" w:right="160"/>
+      </w:pPr>
+      <w:r>
+        <w:rPr>
+          <w:b/>
+          <w:bCs/>
+        </w:rPr>
+        <w:t xml:space="preserve">Important:</w:t>
+      </w:r>
+      <w:r>
+        <w:t xml:space="preserve"> step 3 replaces every file, so a new version must include any articles editors have added since it was made. If editors have been publishing, make sure whoever prepares the new version starts from the current copy on GitHub.</w:t>
+      </w:r>
+    </w:p>
+    <w:p>
+      <w:pPr>
+        <w:pStyle w:val="Heading1"/>
+      </w:pPr>
+      <w:r>
         <w:t xml:space="preserve">How it works (for whoever maintains it later)</w:t>
       </w:r>
     </w:p>
@@ -2019,7 +2255,7 @@
         <w:pStyle w:val="ListParagraph"/>
         <w:numPr>
           <w:ilvl w:val="0"/>
-          <w:numId w:val="7"/>
+          <w:numId w:val="8"/>
         </w:numPr>
         <w:spacing w:after="80"/>
       </w:pPr>
@@ -2087,7 +2323,7 @@
         <w:pStyle w:val="ListParagraph"/>
         <w:numPr>
           <w:ilvl w:val="0"/>
-          <w:numId w:val="7"/>
+          <w:numId w:val="8"/>
         </w:numPr>
         <w:spacing w:after="80"/>
       </w:pPr>
@@ -2107,7 +2343,7 @@
         <w:pStyle w:val="ListParagraph"/>
         <w:numPr>
           <w:ilvl w:val="0"/>
-          <w:numId w:val="7"/>
+          <w:numId w:val="8"/>
         </w:numPr>
         <w:spacing w:after="80"/>
       </w:pPr>
@@ -2139,7 +2375,7 @@
         <w:pStyle w:val="ListParagraph"/>
         <w:numPr>
           <w:ilvl w:val="0"/>
-          <w:numId w:val="7"/>
+          <w:numId w:val="8"/>
         </w:numPr>
         <w:spacing w:after="80"/>
       </w:pPr>
@@ -2167,7 +2403,7 @@
         <w:pStyle w:val="ListParagraph"/>
         <w:numPr>
           <w:ilvl w:val="0"/>
-          <w:numId w:val="7"/>
+          <w:numId w:val="8"/>
         </w:numPr>
         <w:spacing w:after="80"/>
       </w:pPr>
@@ -2233,7 +2469,7 @@
         <w:pStyle w:val="ListParagraph"/>
         <w:numPr>
           <w:ilvl w:val="0"/>
-          <w:numId w:val="7"/>
+          <w:numId w:val="8"/>
         </w:numPr>
         <w:spacing w:after="80"/>
       </w:pPr>
@@ -2277,7 +2513,7 @@
         <w:pStyle w:val="ListParagraph"/>
         <w:numPr>
           <w:ilvl w:val="0"/>
-          <w:numId w:val="7"/>
+          <w:numId w:val="8"/>
         </w:numPr>
         <w:spacing w:after="80"/>
       </w:pPr>
@@ -2309,7 +2545,7 @@
         <w:pStyle w:val="ListParagraph"/>
         <w:numPr>
           <w:ilvl w:val="0"/>
-          <w:numId w:val="7"/>
+          <w:numId w:val="8"/>
         </w:numPr>
         <w:spacing w:after="80"/>
       </w:pPr>
@@ -2450,7 +2686,7 @@
         <w:pStyle w:val="ListParagraph"/>
         <w:numPr>
           <w:ilvl w:val="0"/>
-          <w:numId w:val="7"/>
+          <w:numId w:val="8"/>
         </w:numPr>
         <w:spacing w:after="80"/>
       </w:pPr>
@@ -2463,7 +2699,7 @@
         <w:pStyle w:val="ListParagraph"/>
         <w:numPr>
           <w:ilvl w:val="0"/>
-          <w:numId w:val="7"/>
+          <w:numId w:val="8"/>
         </w:numPr>
         <w:spacing w:after="80"/>
       </w:pPr>
@@ -2493,7 +2729,7 @@
         <w:pStyle w:val="ListParagraph"/>
         <w:numPr>
           <w:ilvl w:val="0"/>
-          <w:numId w:val="7"/>
+          <w:numId w:val="8"/>
         </w:numPr>
         <w:spacing w:after="80"/>
       </w:pPr>
@@ -2506,7 +2742,7 @@
         <w:pStyle w:val="ListParagraph"/>
         <w:numPr>
           <w:ilvl w:val="0"/>
-          <w:numId w:val="7"/>
+          <w:numId w:val="8"/>
         </w:numPr>
         <w:spacing w:after="80"/>
       </w:pPr>
@@ -2519,7 +2755,7 @@
         <w:pStyle w:val="ListParagraph"/>
         <w:numPr>
           <w:ilvl w:val="0"/>
-          <w:numId w:val="7"/>
+          <w:numId w:val="8"/>
         </w:numPr>
         <w:spacing w:after="80"/>
       </w:pPr>
@@ -2899,6 +3135,32 @@
       </w:pPr>
     </w:lvl>
   </w:abstractNum>
+  <w:abstractNum w:abstractNumId="8" w15:restartNumberingAfterBreak="0">
+    <w:multiLevelType w:val="hybridMultilevel"/>
+    <w:lvl w:ilvl="0" w15:tentative="1">
+      <w:start w:val="1"/>
+      <w:numFmt w:val="decimal"/>
+      <w:lvlText w:val="%1."/>
+      <w:lvlJc w:val="left"/>
+      <w:pPr>
+        <w:ind w:left="440" w:hanging="340"/>
+      </w:pPr>
+      <w:rPr>
+        <w:b/>
+        <w:bCs/>
+        <w:color w:val="2C5A3C"/>
+      </w:rPr>
+    </w:lvl>
+    <w:lvl w:ilvl="1" w15:tentative="1">
+      <w:start w:val="1"/>
+      <w:numFmt w:val="bullet"/>
+      <w:lvlText w:val="–"/>
+      <w:lvlJc w:val="left"/>
+      <w:pPr>
+        <w:ind w:left="860" w:hanging="260"/>
+      </w:pPr>
+    </w:lvl>
+  </w:abstractNum>
   <w:num w:numId="1">
     <w:abstractNumId w:val="1"/>
     <w:lvlOverride w:ilvl="0">
@@ -2936,6 +3198,12 @@
     </w:lvlOverride>
   </w:num>
   <w:num w:numId="7">
+    <w:abstractNumId w:val="8"/>
+    <w:lvlOverride w:ilvl="0">
+      <w:startOverride w:val="1"/>
+    </w:lvlOverride>
+  </w:num>
+  <w:num w:numId="8">
     <w:abstractNumId w:val="2"/>
     <w:lvlOverride w:ilvl="0">
       <w:startOverride w:val="1"/>

--- a/docs/Boxborough News - Setup Guide.docx
+++ b/docs/Boxborough News - Setup Guide.docx
@@ -2,7 +2,7 @@
 <file path=word/document.xml><?xml version="1.0" encoding="utf-8"?>
 <w:document xmlns:w="http://schemas.openxmlformats.org/wordprocessingml/2006/main" xmlns:m="http://schemas.openxmlformats.org/officeDocument/2006/math" xmlns:r="http://schemas.openxmlformats.org/officeDocument/2006/relationships" xmlns:o="urn:schemas-microsoft-com:office:office" xmlns:v="urn:schemas-microsoft-com:vml" xmlns:w10="urn:schemas-microsoft-com:office:word" xmlns:a="http://schemas.openxmlformats.org/drawingml/2006/main" xmlns:pic="http://schemas.openxmlformats.org/drawingml/2006/picture" xmlns:wp="http://schemas.openxmlformats.org/drawingml/2006/wordprocessingDrawing">
   <w:body>
-    <w:bookmarkStart w:id="36" w:name="boxborough-news-one-time-setup-guide"/>
+    <w:bookmarkStart w:id="30" w:name="boxborough-news-one-time-setup-guide"/>
     <w:p>
       <w:pPr>
         <w:pStyle w:val="Heading1"/>
@@ -16,7 +16,7 @@
         <w:pStyle w:val="FirstParagraph"/>
       </w:pPr>
       <w:r>
-        <w:t xml:space="preserve">This guide is for the one volunteer who sets the system up. It takes about an hour of clicking through websites. You don't need to write any code. Once it's done, editors only ever use Pages CMS and Kit (see</w:t>
+        <w:t xml:space="preserve">This guide is for the one volunteer who sets the system up. It takes about an hour of clicking through websites. You don’t need to write any code. Once it’s done, editors only ever use Pages CMS and Kit (see</w:t>
       </w:r>
       <w:r>
         <w:t xml:space="preserve"> </w:t>
@@ -46,13 +46,13 @@
         <w:t xml:space="preserve"> </w:t>
       </w:r>
       <w:r>
-        <w:t xml:space="preserve">You'll keep paying the renewal for the boxboroughnews.org domain name as you do today.</w:t>
+        <w:t xml:space="preserve">You’ll keep paying the renewal for the boxboroughnews.org domain name as you do today.</w:t>
       </w:r>
     </w:p>
     <w:tbl>
       <w:tblPr>
         <w:tblStyle w:val="Table"/>
-        <w:tblW w:type="auto" w:w="0"/>
+        <w:tblW w:type="pct" w:w="5000"/>
         <w:tblLook w:firstRow="1" w:lastRow="0" w:firstColumn="0" w:lastColumn="0" w:noHBand="0" w:noVBand="0" w:val="0020"/>
         <w:jc w:val="start"/>
       </w:tblPr>
@@ -199,7 +199,25 @@
               <w:jc w:val="left"/>
             </w:pPr>
             <w:r>
-              <w:t xml:space="preserve">Kit (kit.com), "Newsletter" plan</w:t>
+              <w:t xml:space="preserve">Kit (kit.com),</w:t>
+            </w:r>
+            <w:r>
+              <w:t xml:space="preserve"> </w:t>
+            </w:r>
+            <w:r>
+              <w:t xml:space="preserve">“</w:t>
+            </w:r>
+            <w:r>
+              <w:t xml:space="preserve">Newsletter</w:t>
+            </w:r>
+            <w:r>
+              <w:t xml:space="preserve">”</w:t>
+            </w:r>
+            <w:r>
+              <w:t xml:space="preserve"> </w:t>
+            </w:r>
+            <w:r>
+              <w:t xml:space="preserve">plan</w:t>
             </w:r>
           </w:p>
         </w:tc>
@@ -222,21 +240,7 @@
         <w:pStyle w:val="BodyText"/>
       </w:pPr>
       <w:r>
-        <w:t xml:space="preserve">Use a shared Boxborough News account (e.g.</w:t>
-      </w:r>
-      <w:r>
-        <w:t xml:space="preserve"> </w:t>
-      </w:r>
-      <w:hyperlink r:id="rId20">
-        <w:r>
-          <w:rPr>
-            <w:rStyle w:val="Hyperlink"/>
-          </w:rPr>
-          <w:t xml:space="preserve">boxboroughnews@gmail.com</w:t>
-        </w:r>
-      </w:hyperlink>
-      <w:r>
-        <w:t xml:space="preserve">) for every sign-up below, so the paper never depends on one person's login.</w:t>
+        <w:t xml:space="preserve">Use a shared Boxborough News account (e.g. boxboroughnews@gmail.com) for every sign-up below, so the paper never depends on one person’s login.</w:t>
       </w:r>
     </w:p>
     <w:p>
@@ -246,7 +250,7 @@
         </w:pict>
       </w:r>
     </w:p>
-    <w:bookmarkStart w:id="23" w:name="X0e6d9285f537e30786aa1190eac67fc28fa64de"/>
+    <w:bookmarkStart w:id="20" w:name="X0e6d9285f537e30786aa1190eac67fc28fa64de"/>
     <w:p>
       <w:pPr>
         <w:pStyle w:val="Heading2"/>
@@ -274,24 +278,7 @@
         <w:t xml:space="preserve"> </w:t>
       </w:r>
       <w:r>
-        <w:t xml:space="preserve">at</w:t>
-      </w:r>
-      <w:r>
-        <w:t xml:space="preserve"> </w:t>
-      </w:r>
-      <w:hyperlink r:id="rId21">
-        <w:r>
-          <w:rPr>
-            <w:rStyle w:val="Hyperlink"/>
-          </w:rPr>
-          <w:t xml:space="preserve">https://github.com/signup</w:t>
-        </w:r>
-      </w:hyperlink>
-      <w:r>
-        <w:t xml:space="preserve"> </w:t>
-      </w:r>
-      <w:r>
-        <w:t xml:space="preserve">using the shared email address.</w:t>
+        <w:t xml:space="preserve">at https://github.com/signup using the shared email address.</w:t>
       </w:r>
     </w:p>
     <w:p>
@@ -465,18 +452,7 @@
         <w:t xml:space="preserve"> </w:t>
       </w:r>
       <w:r>
-        <w:t xml:space="preserve">(</w:t>
-      </w:r>
-      <w:hyperlink r:id="rId22">
-        <w:r>
-          <w:rPr>
-            <w:rStyle w:val="Hyperlink"/>
-          </w:rPr>
-          <w:t xml:space="preserve">https://desktop.github.com</w:t>
-        </w:r>
-      </w:hyperlink>
-      <w:r>
-        <w:t xml:space="preserve">): clone the empty repository, copy every file from this folder into it, and click</w:t>
+        <w:t xml:space="preserve">(https://desktop.github.com): clone the empty repository, copy every file from this folder into it, and click</w:t>
       </w:r>
       <w:r>
         <w:t xml:space="preserve"> </w:t>
@@ -784,8 +760,8 @@
         <w:t xml:space="preserve">. After two or three minutes, a green tick appears. Visit the address above and the site should be there.</w:t>
       </w:r>
     </w:p>
-    <w:bookmarkEnd w:id="23"/>
-    <w:bookmarkStart w:id="25" w:name="X18e0cef647c804e492ac7efac4da205dd00a4ba"/>
+    <w:bookmarkEnd w:id="20"/>
+    <w:bookmarkStart w:id="21" w:name="X18e0cef647c804e492ac7efac4da205dd00a4ba"/>
     <w:p>
       <w:pPr>
         <w:pStyle w:val="Heading2"/>
@@ -808,16 +784,13 @@
       <w:r>
         <w:t xml:space="preserve"> </w:t>
       </w:r>
-      <w:hyperlink r:id="rId24">
-        <w:r>
-          <w:rPr>
-            <w:rStyle w:val="Hyperlink"/>
-            <w:bCs/>
-            <w:b/>
-          </w:rPr>
-          <w:t xml:space="preserve">https://app.pagescms.org</w:t>
-        </w:r>
-      </w:hyperlink>
+      <w:r>
+        <w:rPr>
+          <w:bCs/>
+          <w:b/>
+        </w:rPr>
+        <w:t xml:space="preserve">https://app.pagescms.org</w:t>
+      </w:r>
       <w:r>
         <w:t xml:space="preserve"> </w:t>
       </w:r>
@@ -924,7 +897,7 @@
         <w:t xml:space="preserve"> </w:t>
       </w:r>
       <w:r>
-        <w:t xml:space="preserve">repository. You'll see Articles, Events &amp; Notices, Town Hall note, Weekly email settings, Pages and Site settings. These are configured by the</w:t>
+        <w:t xml:space="preserve">repository. You’ll see Articles, Events &amp; Notices, Town Hall note, Weekly email settings, Pages and Site settings. These are configured by the</w:t>
       </w:r>
       <w:r>
         <w:t xml:space="preserve"> </w:t>
@@ -939,7 +912,7 @@
         <w:t xml:space="preserve"> </w:t>
       </w:r>
       <w:r>
-        <w:t xml:space="preserve">file, so there's nothing to set up.</w:t>
+        <w:t xml:space="preserve">file, so there’s nothing to set up.</w:t>
       </w:r>
     </w:p>
     <w:p>
@@ -961,7 +934,7 @@
         <w:t xml:space="preserve"> </w:t>
       </w:r>
       <w:r>
-        <w:t xml:space="preserve">The home page lists upcoming town meetings from the Town of Boxborough's own calendar feed (the same one behind the Google Calendar on the old site). It's already set up and refreshes twice a day. After the first publish, check that the</w:t>
+        <w:t xml:space="preserve">The home page lists upcoming town meetings from the Town of Boxborough’s own calendar feed (the same one behind the Google Calendar on the old site). It’s already set up and refreshes twice a day. After the first publish, check that the</w:t>
       </w:r>
       <w:r>
         <w:t xml:space="preserve"> </w:t>
@@ -977,7 +950,7 @@
         <w:t xml:space="preserve"> </w:t>
       </w:r>
       <w:r>
-        <w:t xml:space="preserve">list appears on the home page and the Events page. If it doesn't, open</w:t>
+        <w:t xml:space="preserve">list appears on the home page and the Events page. If it doesn’t, open</w:t>
       </w:r>
       <w:r>
         <w:t xml:space="preserve"> </w:t>
@@ -990,7 +963,25 @@
         <w:t xml:space="preserve">Actions → Publish website</w:t>
       </w:r>
       <w:r>
-        <w:t xml:space="preserve">, open the latest run, and look for a "Could not read the town calendar" message.</w:t>
+        <w:t xml:space="preserve">, open the latest run, and look for a</w:t>
+      </w:r>
+      <w:r>
+        <w:t xml:space="preserve"> </w:t>
+      </w:r>
+      <w:r>
+        <w:t xml:space="preserve">“</w:t>
+      </w:r>
+      <w:r>
+        <w:t xml:space="preserve">Could not read the town calendar</w:t>
+      </w:r>
+      <w:r>
+        <w:t xml:space="preserve">”</w:t>
+      </w:r>
+      <w:r>
+        <w:t xml:space="preserve"> </w:t>
+      </w:r>
+      <w:r>
+        <w:t xml:space="preserve">message.</w:t>
       </w:r>
     </w:p>
     <w:p>
@@ -1012,7 +1003,7 @@
         <w:t xml:space="preserve"> </w:t>
       </w:r>
       <w:r>
-        <w:t xml:space="preserve">from the repository's</w:t>
+        <w:t xml:space="preserve">from the repository’s</w:t>
       </w:r>
       <w:r>
         <w:t xml:space="preserve"> </w:t>
@@ -1028,7 +1019,7 @@
         <w:t xml:space="preserve"> </w:t>
       </w:r>
       <w:r>
-        <w:t xml:space="preserve">screen in Pages CMS. Editors sign in with their email address and don't need a GitHub account. Send them</w:t>
+        <w:t xml:space="preserve">screen in Pages CMS. Editors sign in with their email address and don’t need a GitHub account. Send them</w:t>
       </w:r>
       <w:r>
         <w:t xml:space="preserve"> </w:t>
@@ -1043,8 +1034,8 @@
         <w:t xml:space="preserve">.</w:t>
       </w:r>
     </w:p>
-    <w:bookmarkEnd w:id="25"/>
-    <w:bookmarkStart w:id="27" w:name="X53fd044d2f248e689c6d5109e1c0098c33e49a3"/>
+    <w:bookmarkEnd w:id="21"/>
+    <w:bookmarkStart w:id="22" w:name="X53fd044d2f248e689c6d5109e1c0098c33e49a3"/>
     <w:p>
       <w:pPr>
         <w:pStyle w:val="Heading2"/>
@@ -1072,24 +1063,7 @@
         <w:t xml:space="preserve"> </w:t>
       </w:r>
       <w:r>
-        <w:t xml:space="preserve">at</w:t>
-      </w:r>
-      <w:r>
-        <w:t xml:space="preserve"> </w:t>
-      </w:r>
-      <w:hyperlink r:id="rId26">
-        <w:r>
-          <w:rPr>
-            <w:rStyle w:val="Hyperlink"/>
-          </w:rPr>
-          <w:t xml:space="preserve">https://kit.com</w:t>
-        </w:r>
-      </w:hyperlink>
-      <w:r>
-        <w:t xml:space="preserve"> </w:t>
-      </w:r>
-      <w:r>
-        <w:t xml:space="preserve">on the free</w:t>
+        <w:t xml:space="preserve">at https://kit.com on the free</w:t>
       </w:r>
       <w:r>
         <w:t xml:space="preserve"> </w:t>
@@ -1121,13 +1095,31 @@
           <w:bCs/>
           <w:b/>
         </w:rPr>
-        <w:t xml:space="preserve">Finish Kit's sender setup</w:t>
-      </w:r>
-      <w:r>
-        <w:t xml:space="preserve"> </w:t>
-      </w:r>
-      <w:r>
-        <w:t xml:space="preserve">(Settings → Email). Confirm the "from" address and enter a mailing address for the footer. Email law (CAN-SPAM) requires a physical address in bulk email, and a P.O. box is fine. Kit adds this address and an unsubscribe link to every email automatically.</w:t>
+        <w:t xml:space="preserve">Finish Kit’s sender setup</w:t>
+      </w:r>
+      <w:r>
+        <w:t xml:space="preserve"> </w:t>
+      </w:r>
+      <w:r>
+        <w:t xml:space="preserve">(Settings → Email). Confirm the</w:t>
+      </w:r>
+      <w:r>
+        <w:t xml:space="preserve"> </w:t>
+      </w:r>
+      <w:r>
+        <w:t xml:space="preserve">“</w:t>
+      </w:r>
+      <w:r>
+        <w:t xml:space="preserve">from</w:t>
+      </w:r>
+      <w:r>
+        <w:t xml:space="preserve">”</w:t>
+      </w:r>
+      <w:r>
+        <w:t xml:space="preserve"> </w:t>
+      </w:r>
+      <w:r>
+        <w:t xml:space="preserve">address and enter a mailing address for the footer. Email law (CAN-SPAM) requires a physical address in bulk email, and a P.O. box is fine. Kit adds this address and an unsubscribe link to every email automatically.</w:t>
       </w:r>
     </w:p>
     <w:p>
@@ -1273,7 +1265,7 @@
         <w:pStyle w:val="Compact"/>
       </w:pPr>
       <w:r>
-        <w:t xml:space="preserve">Also copy the form's</w:t>
+        <w:t xml:space="preserve">Also copy the form’s</w:t>
       </w:r>
       <w:r>
         <w:t xml:space="preserve"> </w:t>
@@ -1364,7 +1356,25 @@
         <w:t xml:space="preserve"> </w:t>
       </w:r>
       <w:r>
-        <w:t xml:space="preserve">(a "V4" API key). Copy it.</w:t>
+        <w:t xml:space="preserve">(a</w:t>
+      </w:r>
+      <w:r>
+        <w:t xml:space="preserve"> </w:t>
+      </w:r>
+      <w:r>
+        <w:t xml:space="preserve">“</w:t>
+      </w:r>
+      <w:r>
+        <w:t xml:space="preserve">V4</w:t>
+      </w:r>
+      <w:r>
+        <w:t xml:space="preserve">”</w:t>
+      </w:r>
+      <w:r>
+        <w:t xml:space="preserve"> </w:t>
+      </w:r>
+      <w:r>
+        <w:t xml:space="preserve">API key). Copy it.</w:t>
       </w:r>
     </w:p>
     <w:p>
@@ -1413,7 +1423,7 @@
           <w:bCs/>
           <w:b/>
         </w:rPr>
-        <w:t xml:space="preserve">If you'd rather not use Kit,</w:t>
+        <w:t xml:space="preserve">If you’d rather not use Kit,</w:t>
       </w:r>
       <w:r>
         <w:t xml:space="preserve"> </w:t>
@@ -1434,8 +1444,8 @@
         <w:t xml:space="preserve">. An editor opens that page, selects everything, copies it, and pastes it into any email program (Mailchimp, beehiiv, even Gmail for a small list).</w:t>
       </w:r>
     </w:p>
-    <w:bookmarkEnd w:id="27"/>
-    <w:bookmarkStart w:id="28" w:name="part-d-test-the-whole-thing-10-minutes"/>
+    <w:bookmarkEnd w:id="22"/>
+    <w:bookmarkStart w:id="23" w:name="part-d-test-the-whole-thing-10-minutes"/>
     <w:p>
       <w:pPr>
         <w:pStyle w:val="Heading2"/>
@@ -1453,7 +1463,7 @@
         <w:pStyle w:val="Compact"/>
       </w:pPr>
       <w:r>
-        <w:t xml:space="preserve">In Pages CMS, add a test article with today's date and a photo, and click</w:t>
+        <w:t xml:space="preserve">In Pages CMS, add a test article with today’s date and a photo, and click</w:t>
       </w:r>
       <w:r>
         <w:t xml:space="preserve"> </w:t>
@@ -1532,7 +1542,7 @@
           <w:bCs/>
           <w:b/>
         </w:rPr>
-        <w:t xml:space="preserve">Create this week's email draft now</w:t>
+        <w:t xml:space="preserve">Create this week’s email draft now</w:t>
       </w:r>
       <w:r>
         <w:t xml:space="preserve"> </w:t>
@@ -1632,13 +1642,45 @@
           <w:bCs/>
           <w:b/>
         </w:rPr>
-        <w:t xml:space="preserve">About the sample articles:</w:t>
-      </w:r>
-      <w:r>
-        <w:t xml:space="preserve"> </w:t>
-      </w:r>
-      <w:r>
-        <w:t xml:space="preserve">the site comes with recent articles and announcements copied from the current website, so you can see it with real content. Before launch, check them against the originals. The plan is to leave older articles on the old Google Site (see Part E).</w:t>
+        <w:t xml:space="preserve">About the articles:</w:t>
+      </w:r>
+      <w:r>
+        <w:t xml:space="preserve"> </w:t>
+      </w:r>
+      <w:r>
+        <w:t xml:space="preserve">the site includes every News, Features and Community article from the old website, from June 2023 on (about 1,330 articles and 1,000 photos), each on its own page. Articles from before September 2026 are kept in a separate</w:t>
+      </w:r>
+      <w:r>
+        <w:t xml:space="preserve"> </w:t>
+      </w:r>
+      <w:r>
+        <w:rPr>
+          <w:bCs/>
+          <w:b/>
+        </w:rPr>
+        <w:t xml:space="preserve">Archive: articles before Sept. 2026</w:t>
+      </w:r>
+      <w:r>
+        <w:t xml:space="preserve"> </w:t>
+      </w:r>
+      <w:r>
+        <w:t xml:space="preserve">list in Pages CMS, so the everyday</w:t>
+      </w:r>
+      <w:r>
+        <w:t xml:space="preserve"> </w:t>
+      </w:r>
+      <w:r>
+        <w:rPr>
+          <w:bCs/>
+          <w:b/>
+        </w:rPr>
+        <w:t xml:space="preserve">Articles</w:t>
+      </w:r>
+      <w:r>
+        <w:t xml:space="preserve"> </w:t>
+      </w:r>
+      <w:r>
+        <w:t xml:space="preserve">list stays short. They can be corrected there like any other article. A handful of items needed a judgment call during the import (for example, an article with no date on the old site); Claude’s notes list them. Before launch, spot-check a few against the originals.</w:t>
       </w:r>
     </w:p>
     <w:p>
@@ -1650,57 +1692,41 @@
           <w:bCs/>
           <w:b/>
         </w:rPr>
-        <w:t xml:space="preserve">Imported photos:</w:t>
-      </w:r>
-      <w:r>
-        <w:t xml:space="preserve"> </w:t>
-      </w:r>
-      <w:r>
-        <w:t xml:space="preserve">all photos for the included articles are already saved in</w:t>
-      </w:r>
-      <w:r>
-        <w:t xml:space="preserve"> </w:t>
-      </w:r>
-      <w:r>
-        <w:rPr>
-          <w:rStyle w:val="VerbatimChar"/>
-        </w:rPr>
-        <w:t xml:space="preserve">src/media</w:t>
-      </w:r>
-      <w:r>
-        <w:t xml:space="preserve">. If you ever import more articles from the old website and their photos still point to Google's servers, run</w:t>
-      </w:r>
-      <w:r>
-        <w:t xml:space="preserve"> </w:t>
-      </w:r>
-      <w:r>
-        <w:rPr>
-          <w:bCs/>
-          <w:b/>
-        </w:rPr>
-        <w:t xml:space="preserve">Actions → Save imported photos → Run workflow</w:t>
-      </w:r>
-      <w:r>
-        <w:t xml:space="preserve"> </w:t>
-      </w:r>
-      <w:r>
-        <w:t xml:space="preserve">(or the</w:t>
-      </w:r>
-      <w:r>
-        <w:t xml:space="preserve"> </w:t>
-      </w:r>
-      <w:r>
-        <w:rPr>
-          <w:bCs/>
-          <w:b/>
-        </w:rPr>
-        <w:t xml:space="preserve">Save imported photos</w:t>
-      </w:r>
-      <w:r>
-        <w:t xml:space="preserve"> </w:t>
-      </w:r>
-      <w:r>
-        <w:t xml:space="preserve">button in Pages CMS) to save copies in the site.</w:t>
+        <w:t xml:space="preserve">Photos:</w:t>
+      </w:r>
+      <w:r>
+        <w:t xml:space="preserve"> </w:t>
+      </w:r>
+      <w:r>
+        <w:t xml:space="preserve">all photos for the imported articles are saved, already reduced in size, in</w:t>
+      </w:r>
+      <w:r>
+        <w:t xml:space="preserve"> </w:t>
+      </w:r>
+      <w:r>
+        <w:rPr>
+          <w:rStyle w:val="VerbatimChar"/>
+        </w:rPr>
+        <w:t xml:space="preserve">src/media/archive</w:t>
+      </w:r>
+      <w:r>
+        <w:t xml:space="preserve">. Photos that editors upload later are shrunk automatically too: after each upload, the</w:t>
+      </w:r>
+      <w:r>
+        <w:t xml:space="preserve"> </w:t>
+      </w:r>
+      <w:r>
+        <w:rPr>
+          <w:bCs/>
+          <w:b/>
+        </w:rPr>
+        <w:t xml:space="preserve">Shrink uploaded photos</w:t>
+      </w:r>
+      <w:r>
+        <w:t xml:space="preserve"> </w:t>
+      </w:r>
+      <w:r>
+        <w:t xml:space="preserve">action resizes anything larger than 1,600 pixels or 600 KB and saves the smaller copy in place. This keeps the site’s storage small enough to last for many years.</w:t>
       </w:r>
     </w:p>
     <w:p>
@@ -1731,11 +1757,29 @@
         <w:t xml:space="preserve">Events &amp; Notices</w:t>
       </w:r>
       <w:r>
-        <w:t xml:space="preserve">. Before launch, check that calendar for any events that were never posted as announcements and add them. Readers who want the events in their own calendar app can use the "Add these events to your calendar app" link on the Events page.</w:t>
-      </w:r>
-    </w:p>
-    <w:bookmarkEnd w:id="28"/>
-    <w:bookmarkStart w:id="30" w:name="Xea375482658f68fe9b91b63fb814180fc62de9f"/>
+        <w:t xml:space="preserve">. Before launch, check that calendar for any events that were never posted as announcements and add them. Readers who want the events in their own calendar app can use the</w:t>
+      </w:r>
+      <w:r>
+        <w:t xml:space="preserve"> </w:t>
+      </w:r>
+      <w:r>
+        <w:t xml:space="preserve">“</w:t>
+      </w:r>
+      <w:r>
+        <w:t xml:space="preserve">Add these events to your calendar app</w:t>
+      </w:r>
+      <w:r>
+        <w:t xml:space="preserve">”</w:t>
+      </w:r>
+      <w:r>
+        <w:t xml:space="preserve"> </w:t>
+      </w:r>
+      <w:r>
+        <w:t xml:space="preserve">link on the Events page.</w:t>
+      </w:r>
+    </w:p>
+    <w:bookmarkEnd w:id="23"/>
+    <w:bookmarkStart w:id="24" w:name="X480a2cf7a4a86683b499ec0b3efc5768b832221"/>
     <w:p>
       <w:pPr>
         <w:pStyle w:val="Heading2"/>
@@ -1757,29 +1801,73 @@
           <w:bCs/>
           <w:b/>
         </w:rPr>
-        <w:t xml:space="preserve">Keep the old site as an archive.</w:t>
-      </w:r>
-      <w:r>
-        <w:t xml:space="preserve"> </w:t>
-      </w:r>
-      <w:r>
-        <w:t xml:space="preserve">In Google Sites, open the site's</w:t>
-      </w:r>
-      <w:r>
-        <w:t xml:space="preserve"> </w:t>
-      </w:r>
-      <w:r>
-        <w:rPr>
-          <w:bCs/>
-          <w:b/>
-        </w:rPr>
-        <w:t xml:space="preserve">Publish settings</w:t>
-      </w:r>
-      <w:r>
-        <w:t xml:space="preserve"> </w:t>
-      </w:r>
-      <w:r>
-        <w:t xml:space="preserve">and note its</w:t>
+        <w:t xml:space="preserve">Old links keep working on their own.</w:t>
+      </w:r>
+      <w:r>
+        <w:t xml:space="preserve"> </w:t>
+      </w:r>
+      <w:r>
+        <w:t xml:space="preserve">Links to old articles (they look like</w:t>
+      </w:r>
+      <w:r>
+        <w:t xml:space="preserve"> </w:t>
+      </w:r>
+      <w:r>
+        <w:rPr>
+          <w:rStyle w:val="VerbatimChar"/>
+        </w:rPr>
+        <w:t xml:space="preserve">boxboroughnews.org/news#h.jvtmz8l2jtbg</w:t>
+      </w:r>
+      <w:r>
+        <w:t xml:space="preserve">, and are all over Facebook and search engines) go straight to the same article on the new site, and old page addresses (</w:t>
+      </w:r>
+      <w:r>
+        <w:rPr>
+          <w:rStyle w:val="VerbatimChar"/>
+        </w:rPr>
+        <w:t xml:space="preserve">/home</w:t>
+      </w:r>
+      <w:r>
+        <w:t xml:space="preserve">,</w:t>
+      </w:r>
+      <w:r>
+        <w:t xml:space="preserve"> </w:t>
+      </w:r>
+      <w:r>
+        <w:rPr>
+          <w:rStyle w:val="VerbatimChar"/>
+        </w:rPr>
+        <w:t xml:space="preserve">/about-us</w:t>
+      </w:r>
+      <w:r>
+        <w:t xml:space="preserve">,</w:t>
+      </w:r>
+      <w:r>
+        <w:t xml:space="preserve"> </w:t>
+      </w:r>
+      <w:r>
+        <w:rPr>
+          <w:rStyle w:val="VerbatimChar"/>
+        </w:rPr>
+        <w:t xml:space="preserve">/announcements-and-events</w:t>
+      </w:r>
+      <w:r>
+        <w:t xml:space="preserve">,</w:t>
+      </w:r>
+      <w:r>
+        <w:t xml:space="preserve"> </w:t>
+      </w:r>
+      <w:r>
+        <w:rPr>
+          <w:rStyle w:val="VerbatimChar"/>
+        </w:rPr>
+        <w:t xml:space="preserve">/archives/jan-jun-2025-news</w:t>
+      </w:r>
+      <w:r>
+        <w:t xml:space="preserve"> </w:t>
+      </w:r>
+      <w:r>
+        <w:t xml:space="preserve">and so on) go to their new equivalents. Nothing to set up. You can keep the old Google Site online at its</w:t>
       </w:r>
       <w:r>
         <w:t xml:space="preserve"> </w:t>
@@ -1794,33 +1882,51 @@
         <w:t xml:space="preserve"> </w:t>
       </w:r>
       <w:r>
-        <w:t xml:space="preserve">address. It stays online there after the domain moves. In Pages CMS</w:t>
-      </w:r>
-      <w:r>
-        <w:t xml:space="preserve"> </w:t>
-      </w:r>
-      <w:r>
-        <w:rPr>
-          <w:bCs/>
-          <w:b/>
-        </w:rPr>
-        <w:t xml:space="preserve">Site settings</w:t>
-      </w:r>
-      <w:r>
-        <w:t xml:space="preserve">, paste it into</w:t>
-      </w:r>
-      <w:r>
-        <w:t xml:space="preserve"> </w:t>
-      </w:r>
-      <w:r>
-        <w:rPr>
-          <w:bCs/>
-          <w:b/>
-        </w:rPr>
-        <w:t xml:space="preserve">Old website address</w:t>
-      </w:r>
-      <w:r>
-        <w:t xml:space="preserve">. This does three things:</w:t>
+        <w:t xml:space="preserve">address as a backup, or unpublish it.</w:t>
+      </w:r>
+    </w:p>
+    <w:p>
+      <w:pPr>
+        <w:numPr>
+          <w:ilvl w:val="0"/>
+          <w:numId w:val="1008"/>
+        </w:numPr>
+        <w:pStyle w:val="Compact"/>
+      </w:pPr>
+      <w:r>
+        <w:rPr>
+          <w:bCs/>
+          <w:b/>
+        </w:rPr>
+        <w:t xml:space="preserve">Remove the custom domain from Google Sites</w:t>
+      </w:r>
+      <w:r>
+        <w:t xml:space="preserve"> </w:t>
+      </w:r>
+      <w:r>
+        <w:t xml:space="preserve">(Settings → Custom domains).</w:t>
+      </w:r>
+    </w:p>
+    <w:p>
+      <w:pPr>
+        <w:numPr>
+          <w:ilvl w:val="0"/>
+          <w:numId w:val="1008"/>
+        </w:numPr>
+        <w:pStyle w:val="Compact"/>
+      </w:pPr>
+      <w:r>
+        <w:rPr>
+          <w:bCs/>
+          <w:b/>
+        </w:rPr>
+        <w:t xml:space="preserve">Point the domain at GitHub.</w:t>
+      </w:r>
+      <w:r>
+        <w:t xml:space="preserve"> </w:t>
+      </w:r>
+      <w:r>
+        <w:t xml:space="preserve">At whichever company the domain is registered with (possibly Squarespace Domains, which took over Google Domains), set these DNS records:</w:t>
       </w:r>
     </w:p>
     <w:p>
@@ -1832,7 +1938,94 @@
         <w:pStyle w:val="Compact"/>
       </w:pPr>
       <w:r>
-        <w:t xml:space="preserve">Links to the 2023–2026 archive appear in the footer, the Archive, News and Search pages, and the "page not found" page.</w:t>
+        <w:rPr>
+          <w:rStyle w:val="VerbatimChar"/>
+        </w:rPr>
+        <w:t xml:space="preserve">A</w:t>
+      </w:r>
+      <w:r>
+        <w:t xml:space="preserve"> </w:t>
+      </w:r>
+      <w:r>
+        <w:t xml:space="preserve">records for</w:t>
+      </w:r>
+      <w:r>
+        <w:t xml:space="preserve"> </w:t>
+      </w:r>
+      <w:r>
+        <w:rPr>
+          <w:rStyle w:val="VerbatimChar"/>
+        </w:rPr>
+        <w:t xml:space="preserve">boxboroughnews.org</w:t>
+      </w:r>
+      <w:r>
+        <w:t xml:space="preserve"> </w:t>
+      </w:r>
+      <w:r>
+        <w:t xml:space="preserve">(the</w:t>
+      </w:r>
+      <w:r>
+        <w:t xml:space="preserve"> </w:t>
+      </w:r>
+      <w:r>
+        <w:t xml:space="preserve">“</w:t>
+      </w:r>
+      <w:r>
+        <w:t xml:space="preserve">@</w:t>
+      </w:r>
+      <w:r>
+        <w:t xml:space="preserve">”</w:t>
+      </w:r>
+      <w:r>
+        <w:t xml:space="preserve"> </w:t>
+      </w:r>
+      <w:r>
+        <w:t xml:space="preserve">host):</w:t>
+      </w:r>
+      <w:r>
+        <w:t xml:space="preserve"> </w:t>
+      </w:r>
+      <w:r>
+        <w:rPr>
+          <w:rStyle w:val="VerbatimChar"/>
+        </w:rPr>
+        <w:t xml:space="preserve">185.199.108.153</w:t>
+      </w:r>
+      <w:r>
+        <w:t xml:space="preserve">,</w:t>
+      </w:r>
+      <w:r>
+        <w:t xml:space="preserve"> </w:t>
+      </w:r>
+      <w:r>
+        <w:rPr>
+          <w:rStyle w:val="VerbatimChar"/>
+        </w:rPr>
+        <w:t xml:space="preserve">185.199.109.153</w:t>
+      </w:r>
+      <w:r>
+        <w:t xml:space="preserve">,</w:t>
+      </w:r>
+      <w:r>
+        <w:t xml:space="preserve"> </w:t>
+      </w:r>
+      <w:r>
+        <w:rPr>
+          <w:rStyle w:val="VerbatimChar"/>
+        </w:rPr>
+        <w:t xml:space="preserve">185.199.110.153</w:t>
+      </w:r>
+      <w:r>
+        <w:t xml:space="preserve">,</w:t>
+      </w:r>
+      <w:r>
+        <w:t xml:space="preserve"> </w:t>
+      </w:r>
+      <w:r>
+        <w:rPr>
+          <w:rStyle w:val="VerbatimChar"/>
+        </w:rPr>
+        <w:t xml:space="preserve">185.199.111.153</w:t>
       </w:r>
     </w:p>
     <w:p>
@@ -1844,76 +2037,37 @@
         <w:pStyle w:val="Compact"/>
       </w:pPr>
       <w:r>
-        <w:t xml:space="preserve">Old links to articles (they look like</w:t>
-      </w:r>
-      <w:r>
-        <w:t xml:space="preserve"> </w:t>
-      </w:r>
-      <w:r>
-        <w:rPr>
-          <w:rStyle w:val="VerbatimChar"/>
-        </w:rPr>
-        <w:t xml:space="preserve">boxboroughnews.org/news#h.jvtmz8l2jtbg</w:t>
-      </w:r>
-      <w:r>
-        <w:t xml:space="preserve">, and are all over Facebook and search engines) are forwarded to the same article on the old site.</w:t>
-      </w:r>
-    </w:p>
-    <w:p>
-      <w:pPr>
-        <w:numPr>
-          <w:ilvl w:val="1"/>
-          <w:numId w:val="1009"/>
-        </w:numPr>
-        <w:pStyle w:val="Compact"/>
-      </w:pPr>
-      <w:r>
-        <w:t xml:space="preserve">Old page addresses (</w:t>
-      </w:r>
-      <w:r>
-        <w:rPr>
-          <w:rStyle w:val="VerbatimChar"/>
-        </w:rPr>
-        <w:t xml:space="preserve">/home</w:t>
-      </w:r>
-      <w:r>
-        <w:t xml:space="preserve">,</w:t>
-      </w:r>
-      <w:r>
-        <w:t xml:space="preserve"> </w:t>
-      </w:r>
-      <w:r>
-        <w:rPr>
-          <w:rStyle w:val="VerbatimChar"/>
-        </w:rPr>
-        <w:t xml:space="preserve">/about-us</w:t>
-      </w:r>
-      <w:r>
-        <w:t xml:space="preserve">,</w:t>
-      </w:r>
-      <w:r>
-        <w:t xml:space="preserve"> </w:t>
-      </w:r>
-      <w:r>
-        <w:rPr>
-          <w:rStyle w:val="VerbatimChar"/>
-        </w:rPr>
-        <w:t xml:space="preserve">/announcements-and-events</w:t>
-      </w:r>
-      <w:r>
-        <w:t xml:space="preserve">,</w:t>
-      </w:r>
-      <w:r>
-        <w:t xml:space="preserve"> </w:t>
-      </w:r>
-      <w:r>
-        <w:rPr>
-          <w:rStyle w:val="VerbatimChar"/>
-        </w:rPr>
-        <w:t xml:space="preserve">/archives/…</w:t>
-      </w:r>
-      <w:r>
-        <w:t xml:space="preserve">) are forwarded to their new equivalents or to the old site's archive pages.</w:t>
+        <w:rPr>
+          <w:rStyle w:val="VerbatimChar"/>
+        </w:rPr>
+        <w:t xml:space="preserve">CNAME</w:t>
+      </w:r>
+      <w:r>
+        <w:t xml:space="preserve"> </w:t>
+      </w:r>
+      <w:r>
+        <w:t xml:space="preserve">record for</w:t>
+      </w:r>
+      <w:r>
+        <w:t xml:space="preserve"> </w:t>
+      </w:r>
+      <w:r>
+        <w:rPr>
+          <w:rStyle w:val="VerbatimChar"/>
+        </w:rPr>
+        <w:t xml:space="preserve">www</w:t>
+      </w:r>
+      <w:r>
+        <w:t xml:space="preserve">:</w:t>
+      </w:r>
+      <w:r>
+        <w:t xml:space="preserve"> </w:t>
+      </w:r>
+      <w:r>
+        <w:rPr>
+          <w:rStyle w:val="VerbatimChar"/>
+        </w:rPr>
+        <w:t xml:space="preserve">boxboroughnews.github.io</w:t>
       </w:r>
     </w:p>
     <w:p>
@@ -1925,17 +2079,58 @@
         <w:pStyle w:val="Compact"/>
       </w:pPr>
       <w:r>
-        <w:rPr>
-          <w:bCs/>
-          <w:b/>
-        </w:rPr>
-        <w:t xml:space="preserve">Remove the custom domain from Google Sites</w:t>
-      </w:r>
-      <w:r>
-        <w:t xml:space="preserve"> </w:t>
-      </w:r>
-      <w:r>
-        <w:t xml:space="preserve">(Settings → Custom domains).</w:t>
+        <w:t xml:space="preserve">In GitHub:</w:t>
+      </w:r>
+      <w:r>
+        <w:t xml:space="preserve"> </w:t>
+      </w:r>
+      <w:r>
+        <w:rPr>
+          <w:bCs/>
+          <w:b/>
+        </w:rPr>
+        <w:t xml:space="preserve">Settings → Pages → Custom domain</w:t>
+      </w:r>
+      <w:r>
+        <w:t xml:space="preserve">, enter</w:t>
+      </w:r>
+      <w:r>
+        <w:t xml:space="preserve"> </w:t>
+      </w:r>
+      <w:r>
+        <w:rPr>
+          <w:rStyle w:val="VerbatimChar"/>
+        </w:rPr>
+        <w:t xml:space="preserve">www.boxboroughnews.org</w:t>
+      </w:r>
+      <w:r>
+        <w:t xml:space="preserve">, and click</w:t>
+      </w:r>
+      <w:r>
+        <w:t xml:space="preserve"> </w:t>
+      </w:r>
+      <w:r>
+        <w:rPr>
+          <w:bCs/>
+          <w:b/>
+        </w:rPr>
+        <w:t xml:space="preserve">Save</w:t>
+      </w:r>
+      <w:r>
+        <w:t xml:space="preserve">. Once it verifies (this can take a few hours), tick</w:t>
+      </w:r>
+      <w:r>
+        <w:t xml:space="preserve"> </w:t>
+      </w:r>
+      <w:r>
+        <w:rPr>
+          <w:bCs/>
+          <w:b/>
+        </w:rPr>
+        <w:t xml:space="preserve">Enforce HTTPS</w:t>
+      </w:r>
+      <w:r>
+        <w:t xml:space="preserve">.</w:t>
       </w:r>
     </w:p>
     <w:p>
@@ -1951,196 +2146,50 @@
           <w:bCs/>
           <w:b/>
         </w:rPr>
-        <w:t xml:space="preserve">Point the domain at GitHub.</w:t>
-      </w:r>
-      <w:r>
-        <w:t xml:space="preserve"> </w:t>
-      </w:r>
-      <w:r>
-        <w:t xml:space="preserve">At whichever company the domain is registered with (possibly Squarespace Domains, which took over Google Domains), set these DNS records:</w:t>
-      </w:r>
-    </w:p>
-    <w:p>
-      <w:pPr>
-        <w:numPr>
-          <w:ilvl w:val="1"/>
-          <w:numId w:val="1010"/>
-        </w:numPr>
-        <w:pStyle w:val="Compact"/>
-      </w:pPr>
-      <w:r>
-        <w:rPr>
-          <w:rStyle w:val="VerbatimChar"/>
-        </w:rPr>
-        <w:t xml:space="preserve">A</w:t>
-      </w:r>
-      <w:r>
-        <w:t xml:space="preserve"> </w:t>
-      </w:r>
-      <w:r>
-        <w:t xml:space="preserve">records for</w:t>
-      </w:r>
-      <w:r>
-        <w:t xml:space="preserve"> </w:t>
-      </w:r>
-      <w:r>
-        <w:rPr>
-          <w:rStyle w:val="VerbatimChar"/>
-        </w:rPr>
-        <w:t xml:space="preserve">boxboroughnews.org</w:t>
-      </w:r>
-      <w:r>
-        <w:t xml:space="preserve"> </w:t>
-      </w:r>
-      <w:r>
-        <w:t xml:space="preserve">(the "@" host):</w:t>
-      </w:r>
-      <w:r>
-        <w:t xml:space="preserve"> </w:t>
-      </w:r>
-      <w:r>
-        <w:rPr>
-          <w:rStyle w:val="VerbatimChar"/>
-        </w:rPr>
-        <w:t xml:space="preserve">185.199.108.153</w:t>
-      </w:r>
-      <w:r>
-        <w:t xml:space="preserve">,</w:t>
-      </w:r>
-      <w:r>
-        <w:t xml:space="preserve"> </w:t>
-      </w:r>
-      <w:r>
-        <w:rPr>
-          <w:rStyle w:val="VerbatimChar"/>
-        </w:rPr>
-        <w:t xml:space="preserve">185.199.109.153</w:t>
-      </w:r>
-      <w:r>
-        <w:t xml:space="preserve">,</w:t>
-      </w:r>
-      <w:r>
-        <w:t xml:space="preserve"> </w:t>
-      </w:r>
-      <w:r>
-        <w:rPr>
-          <w:rStyle w:val="VerbatimChar"/>
-        </w:rPr>
-        <w:t xml:space="preserve">185.199.110.153</w:t>
-      </w:r>
-      <w:r>
-        <w:t xml:space="preserve">,</w:t>
-      </w:r>
-      <w:r>
-        <w:t xml:space="preserve"> </w:t>
-      </w:r>
-      <w:r>
-        <w:rPr>
-          <w:rStyle w:val="VerbatimChar"/>
-        </w:rPr>
-        <w:t xml:space="preserve">185.199.111.153</w:t>
-      </w:r>
-    </w:p>
-    <w:p>
-      <w:pPr>
-        <w:numPr>
-          <w:ilvl w:val="1"/>
-          <w:numId w:val="1010"/>
-        </w:numPr>
-        <w:pStyle w:val="Compact"/>
-      </w:pPr>
-      <w:r>
-        <w:rPr>
-          <w:rStyle w:val="VerbatimChar"/>
-        </w:rPr>
-        <w:t xml:space="preserve">CNAME</w:t>
-      </w:r>
-      <w:r>
-        <w:t xml:space="preserve"> </w:t>
-      </w:r>
-      <w:r>
-        <w:t xml:space="preserve">record for</w:t>
-      </w:r>
-      <w:r>
-        <w:t xml:space="preserve"> </w:t>
-      </w:r>
-      <w:r>
-        <w:rPr>
-          <w:rStyle w:val="VerbatimChar"/>
-        </w:rPr>
-        <w:t xml:space="preserve">www</w:t>
-      </w:r>
-      <w:r>
-        <w:t xml:space="preserve">:</w:t>
-      </w:r>
-      <w:r>
-        <w:t xml:space="preserve"> </w:t>
-      </w:r>
-      <w:r>
-        <w:rPr>
-          <w:rStyle w:val="VerbatimChar"/>
-        </w:rPr>
-        <w:t xml:space="preserve">boxboroughnews.github.io</w:t>
-      </w:r>
-    </w:p>
-    <w:p>
-      <w:pPr>
-        <w:numPr>
-          <w:ilvl w:val="0"/>
-          <w:numId w:val="1008"/>
-        </w:numPr>
-        <w:pStyle w:val="Compact"/>
-      </w:pPr>
-      <w:r>
-        <w:t xml:space="preserve">In GitHub:</w:t>
-      </w:r>
-      <w:r>
-        <w:t xml:space="preserve"> </w:t>
-      </w:r>
-      <w:r>
-        <w:rPr>
-          <w:bCs/>
-          <w:b/>
-        </w:rPr>
-        <w:t xml:space="preserve">Settings → Pages → Custom domain</w:t>
-      </w:r>
-      <w:r>
-        <w:t xml:space="preserve">, enter</w:t>
-      </w:r>
-      <w:r>
-        <w:t xml:space="preserve"> </w:t>
-      </w:r>
-      <w:r>
-        <w:rPr>
-          <w:rStyle w:val="VerbatimChar"/>
-        </w:rPr>
-        <w:t xml:space="preserve">www.boxboroughnews.org</w:t>
-      </w:r>
-      <w:r>
-        <w:t xml:space="preserve">, and click</w:t>
-      </w:r>
-      <w:r>
-        <w:t xml:space="preserve"> </w:t>
-      </w:r>
-      <w:r>
-        <w:rPr>
-          <w:bCs/>
-          <w:b/>
-        </w:rPr>
-        <w:t xml:space="preserve">Save</w:t>
-      </w:r>
-      <w:r>
-        <w:t xml:space="preserve">. Once it verifies (this can take a few hours), tick</w:t>
-      </w:r>
-      <w:r>
-        <w:t xml:space="preserve"> </w:t>
-      </w:r>
-      <w:r>
-        <w:rPr>
-          <w:bCs/>
-          <w:b/>
-        </w:rPr>
-        <w:t xml:space="preserve">Enforce HTTPS</w:t>
+        <w:t xml:space="preserve">Update the site address:</w:t>
+      </w:r>
+      <w:r>
+        <w:t xml:space="preserve"> </w:t>
+      </w:r>
+      <w:r>
+        <w:t xml:space="preserve">change the</w:t>
+      </w:r>
+      <w:r>
+        <w:t xml:space="preserve"> </w:t>
+      </w:r>
+      <w:r>
+        <w:rPr>
+          <w:rStyle w:val="VerbatimChar"/>
+        </w:rPr>
+        <w:t xml:space="preserve">SITE_URL</w:t>
+      </w:r>
+      <w:r>
+        <w:t xml:space="preserve"> </w:t>
+      </w:r>
+      <w:r>
+        <w:t xml:space="preserve">variable (Part A, step 6) to</w:t>
+      </w:r>
+      <w:r>
+        <w:t xml:space="preserve"> </w:t>
+      </w:r>
+      <w:r>
+        <w:rPr>
+          <w:rStyle w:val="VerbatimChar"/>
+        </w:rPr>
+        <w:t xml:space="preserve">https://www.boxboroughnews.org</w:t>
+      </w:r>
+      <w:r>
+        <w:t xml:space="preserve">, then re-run</w:t>
+      </w:r>
+      <w:r>
+        <w:t xml:space="preserve"> </w:t>
+      </w:r>
+      <w:r>
+        <w:rPr>
+          <w:bCs/>
+          <w:b/>
+        </w:rPr>
+        <w:t xml:space="preserve">Publish website</w:t>
       </w:r>
       <w:r>
         <w:t xml:space="preserve">.</w:t>
@@ -2148,84 +2197,11 @@
     </w:p>
     <w:p>
       <w:pPr>
-        <w:numPr>
-          <w:ilvl w:val="0"/>
-          <w:numId w:val="1008"/>
-        </w:numPr>
-        <w:pStyle w:val="Compact"/>
-      </w:pPr>
-      <w:r>
-        <w:rPr>
-          <w:bCs/>
-          <w:b/>
-        </w:rPr>
-        <w:t xml:space="preserve">Update the site address:</w:t>
-      </w:r>
-      <w:r>
-        <w:t xml:space="preserve"> </w:t>
-      </w:r>
-      <w:r>
-        <w:t xml:space="preserve">change the</w:t>
-      </w:r>
-      <w:r>
-        <w:t xml:space="preserve"> </w:t>
-      </w:r>
-      <w:r>
-        <w:rPr>
-          <w:rStyle w:val="VerbatimChar"/>
-        </w:rPr>
-        <w:t xml:space="preserve">SITE_URL</w:t>
-      </w:r>
-      <w:r>
-        <w:t xml:space="preserve"> </w:t>
-      </w:r>
-      <w:r>
-        <w:t xml:space="preserve">variable (Part A, step 6) to</w:t>
-      </w:r>
-      <w:r>
-        <w:t xml:space="preserve"> </w:t>
-      </w:r>
-      <w:r>
-        <w:rPr>
-          <w:rStyle w:val="VerbatimChar"/>
-        </w:rPr>
-        <w:t xml:space="preserve">https://www.boxboroughnews.org</w:t>
-      </w:r>
-      <w:r>
-        <w:t xml:space="preserve">, then re-run</w:t>
-      </w:r>
-      <w:r>
-        <w:t xml:space="preserve"> </w:t>
-      </w:r>
-      <w:r>
-        <w:rPr>
-          <w:bCs/>
-          <w:b/>
-        </w:rPr>
-        <w:t xml:space="preserve">Publish website</w:t>
-      </w:r>
-      <w:r>
-        <w:t xml:space="preserve">.</w:t>
-      </w:r>
-    </w:p>
-    <w:p>
-      <w:pPr>
         <w:pStyle w:val="FirstParagraph"/>
       </w:pPr>
       <w:r>
-        <w:t xml:space="preserve">GitHub's own instructions:</w:t>
-      </w:r>
-      <w:r>
-        <w:t xml:space="preserve"> </w:t>
-      </w:r>
-      <w:hyperlink r:id="rId29">
-        <w:r>
-          <w:rPr>
-            <w:rStyle w:val="Hyperlink"/>
-          </w:rPr>
-          <w:t xml:space="preserve">https://docs.github.com/en/pages/configuring-a-custom-domain-for-your-github-pages-site/managing-a-custom-domain-for-your-github-pages-site</w:t>
-        </w:r>
-      </w:hyperlink>
+        <w:t xml:space="preserve">GitHub’s own instructions: https://docs.github.com/en/pages/configuring-a-custom-domain-for-your-github-pages-site/managing-a-custom-domain-for-your-github-pages-site</w:t>
+      </w:r>
     </w:p>
     <w:p>
       <w:r>
@@ -2234,8 +2210,8 @@
         </w:pict>
       </w:r>
     </w:p>
-    <w:bookmarkEnd w:id="30"/>
-    <w:bookmarkStart w:id="31" w:name="updating-the-website-with-a-new-version"/>
+    <w:bookmarkEnd w:id="24"/>
+    <w:bookmarkStart w:id="25" w:name="updating-the-website-with-a-new-version"/>
     <w:p>
       <w:pPr>
         <w:pStyle w:val="Heading2"/>
@@ -2256,7 +2232,7 @@
       <w:pPr>
         <w:numPr>
           <w:ilvl w:val="0"/>
-          <w:numId w:val="1011"/>
+          <w:numId w:val="1010"/>
         </w:numPr>
         <w:pStyle w:val="Compact"/>
       </w:pPr>
@@ -2297,7 +2273,7 @@
       <w:pPr>
         <w:numPr>
           <w:ilvl w:val="0"/>
-          <w:numId w:val="1011"/>
+          <w:numId w:val="1010"/>
         </w:numPr>
         <w:pStyle w:val="Compact"/>
       </w:pPr>
@@ -2325,7 +2301,7 @@
       <w:pPr>
         <w:numPr>
           <w:ilvl w:val="0"/>
-          <w:numId w:val="1011"/>
+          <w:numId w:val="1010"/>
         </w:numPr>
         <w:pStyle w:val="Compact"/>
       </w:pPr>
@@ -2395,7 +2371,7 @@
       <w:pPr>
         <w:numPr>
           <w:ilvl w:val="0"/>
-          <w:numId w:val="1011"/>
+          <w:numId w:val="1010"/>
         </w:numPr>
         <w:pStyle w:val="Compact"/>
       </w:pPr>
@@ -2437,12 +2413,30 @@
       <w:pPr>
         <w:numPr>
           <w:ilvl w:val="0"/>
-          <w:numId w:val="1011"/>
-        </w:numPr>
-        <w:pStyle w:val="Compact"/>
-      </w:pPr>
-      <w:r>
-        <w:t xml:space="preserve">Back in GitHub Desktop, you'll see the list of changed files. Type a short summary such as "Update website" and click</w:t>
+          <w:numId w:val="1010"/>
+        </w:numPr>
+        <w:pStyle w:val="Compact"/>
+      </w:pPr>
+      <w:r>
+        <w:t xml:space="preserve">Back in GitHub Desktop, you’ll see the list of changed files. Type a short summary such as</w:t>
+      </w:r>
+      <w:r>
+        <w:t xml:space="preserve"> </w:t>
+      </w:r>
+      <w:r>
+        <w:t xml:space="preserve">“</w:t>
+      </w:r>
+      <w:r>
+        <w:t xml:space="preserve">Update website</w:t>
+      </w:r>
+      <w:r>
+        <w:t xml:space="preserve">”</w:t>
+      </w:r>
+      <w:r>
+        <w:t xml:space="preserve"> </w:t>
+      </w:r>
+      <w:r>
+        <w:t xml:space="preserve">and click</w:t>
       </w:r>
       <w:r>
         <w:t xml:space="preserve"> </w:t>
@@ -2475,7 +2469,7 @@
       <w:pPr>
         <w:numPr>
           <w:ilvl w:val="0"/>
-          <w:numId w:val="1011"/>
+          <w:numId w:val="1010"/>
         </w:numPr>
         <w:pStyle w:val="Compact"/>
       </w:pPr>
@@ -2524,8 +2518,8 @@
         </w:pict>
       </w:r>
     </w:p>
-    <w:bookmarkEnd w:id="31"/>
-    <w:bookmarkStart w:id="35" w:name="X37cf0fff795aa807e35f4d4152c8614db808901"/>
+    <w:bookmarkEnd w:id="25"/>
+    <w:bookmarkStart w:id="29" w:name="X37cf0fff795aa807e35f4d4152c8614db808901"/>
     <w:p>
       <w:pPr>
         <w:pStyle w:val="Heading2"/>
@@ -2609,6 +2603,166 @@
           <w:rStyle w:val="VerbatimChar"/>
         </w:rPr>
         <w:t xml:space="preserve">        builds the site, takes /newsletter/this-week.json  ──►  Kit API: creates (or updates) a DRAFT broadcast</w:t>
+      </w:r>
+    </w:p>
+    <w:p>
+      <w:pPr>
+        <w:numPr>
+          <w:ilvl w:val="0"/>
+          <w:numId w:val="1011"/>
+        </w:numPr>
+        <w:pStyle w:val="Compact"/>
+      </w:pPr>
+      <w:r>
+        <w:rPr>
+          <w:bCs/>
+          <w:b/>
+        </w:rPr>
+        <w:t xml:space="preserve">Content</w:t>
+      </w:r>
+      <w:r>
+        <w:t xml:space="preserve"> </w:t>
+      </w:r>
+      <w:r>
+        <w:t xml:space="preserve">is plain text files in</w:t>
+      </w:r>
+      <w:r>
+        <w:t xml:space="preserve"> </w:t>
+      </w:r>
+      <w:r>
+        <w:rPr>
+          <w:rStyle w:val="VerbatimChar"/>
+        </w:rPr>
+        <w:t xml:space="preserve">src/articles</w:t>
+      </w:r>
+      <w:r>
+        <w:t xml:space="preserve">,</w:t>
+      </w:r>
+      <w:r>
+        <w:t xml:space="preserve"> </w:t>
+      </w:r>
+      <w:r>
+        <w:rPr>
+          <w:rStyle w:val="VerbatimChar"/>
+        </w:rPr>
+        <w:t xml:space="preserve">src/announcements</w:t>
+      </w:r>
+      <w:r>
+        <w:t xml:space="preserve"> </w:t>
+      </w:r>
+      <w:r>
+        <w:t xml:space="preserve">and</w:t>
+      </w:r>
+      <w:r>
+        <w:t xml:space="preserve"> </w:t>
+      </w:r>
+      <w:r>
+        <w:rPr>
+          <w:rStyle w:val="VerbatimChar"/>
+        </w:rPr>
+        <w:t xml:space="preserve">src/pages</w:t>
+      </w:r>
+      <w:r>
+        <w:t xml:space="preserve">, plus settings in</w:t>
+      </w:r>
+      <w:r>
+        <w:t xml:space="preserve"> </w:t>
+      </w:r>
+      <w:r>
+        <w:rPr>
+          <w:rStyle w:val="VerbatimChar"/>
+        </w:rPr>
+        <w:t xml:space="preserve">src/_data/*.json</w:t>
+      </w:r>
+      <w:r>
+        <w:t xml:space="preserve">. Because the content is just files, the paper can never be locked into any service.</w:t>
+      </w:r>
+    </w:p>
+    <w:p>
+      <w:pPr>
+        <w:numPr>
+          <w:ilvl w:val="0"/>
+          <w:numId w:val="1011"/>
+        </w:numPr>
+        <w:pStyle w:val="Compact"/>
+      </w:pPr>
+      <w:r>
+        <w:rPr>
+          <w:bCs/>
+          <w:b/>
+        </w:rPr>
+        <w:t xml:space="preserve">Every change is versioned.</w:t>
+      </w:r>
+      <w:r>
+        <w:t xml:space="preserve"> </w:t>
+      </w:r>
+      <w:r>
+        <w:t xml:space="preserve">Anything can be restored from the repository’s history on GitHub.</w:t>
+      </w:r>
+    </w:p>
+    <w:p>
+      <w:pPr>
+        <w:numPr>
+          <w:ilvl w:val="0"/>
+          <w:numId w:val="1011"/>
+        </w:numPr>
+        <w:pStyle w:val="Compact"/>
+      </w:pPr>
+      <w:r>
+        <w:rPr>
+          <w:bCs/>
+          <w:b/>
+        </w:rPr>
+        <w:t xml:space="preserve">Photos:</w:t>
+      </w:r>
+      <w:r>
+        <w:t xml:space="preserve"> </w:t>
+      </w:r>
+      <w:r>
+        <w:t xml:space="preserve">editors’ uploads go in</w:t>
+      </w:r>
+      <w:r>
+        <w:t xml:space="preserve"> </w:t>
+      </w:r>
+      <w:r>
+        <w:rPr>
+          <w:rStyle w:val="VerbatimChar"/>
+        </w:rPr>
+        <w:t xml:space="preserve">src/media</w:t>
+      </w:r>
+      <w:r>
+        <w:t xml:space="preserve">. The build publishes resized copies (640 px and 1280 px, WebP and JPEG) plus a 1200 px image for email and Facebook previews. Full-size originals are not published, which keeps the site small.</w:t>
+      </w:r>
+    </w:p>
+    <w:p>
+      <w:pPr>
+        <w:numPr>
+          <w:ilvl w:val="0"/>
+          <w:numId w:val="1011"/>
+        </w:numPr>
+        <w:pStyle w:val="Compact"/>
+      </w:pPr>
+      <w:r>
+        <w:rPr>
+          <w:bCs/>
+          <w:b/>
+        </w:rPr>
+        <w:t xml:space="preserve">Search</w:t>
+      </w:r>
+      <w:r>
+        <w:t xml:space="preserve"> </w:t>
+      </w:r>
+      <w:r>
+        <w:t xml:space="preserve">uses Pagefind and runs entirely inside the static site, with no outside service.</w:t>
+      </w:r>
+    </w:p>
+    <w:bookmarkStart w:id="26" w:name="changing-things"/>
+    <w:p>
+      <w:pPr>
+        <w:pStyle w:val="Heading3"/>
+      </w:pPr>
+      <w:r>
+        <w:t xml:space="preserve">Changing things</w:t>
       </w:r>
     </w:p>
     <w:p>
@@ -2624,22 +2778,22 @@
           <w:bCs/>
           <w:b/>
         </w:rPr>
-        <w:t xml:space="preserve">Content</w:t>
-      </w:r>
-      <w:r>
-        <w:t xml:space="preserve"> </w:t>
-      </w:r>
-      <w:r>
-        <w:t xml:space="preserve">is plain text files in</w:t>
-      </w:r>
-      <w:r>
-        <w:t xml:space="preserve"> </w:t>
-      </w:r>
-      <w:r>
-        <w:rPr>
-          <w:rStyle w:val="VerbatimChar"/>
-        </w:rPr>
-        <w:t xml:space="preserve">src/articles</w:t>
+        <w:t xml:space="preserve">Sections</w:t>
+      </w:r>
+      <w:r>
+        <w:t xml:space="preserve"> </w:t>
+      </w:r>
+      <w:r>
+        <w:t xml:space="preserve">(News, Features…): edit</w:t>
+      </w:r>
+      <w:r>
+        <w:t xml:space="preserve"> </w:t>
+      </w:r>
+      <w:r>
+        <w:rPr>
+          <w:rStyle w:val="VerbatimChar"/>
+        </w:rPr>
+        <w:t xml:space="preserve">src/_data/sections.json</w:t>
       </w:r>
       <w:r>
         <w:t xml:space="preserve">,</w:t>
@@ -2649,39 +2803,43 @@
       </w:r>
       <w:r>
         <w:rPr>
-          <w:rStyle w:val="VerbatimChar"/>
-        </w:rPr>
-        <w:t xml:space="preserve">src/announcements</w:t>
-      </w:r>
-      <w:r>
-        <w:t xml:space="preserve"> </w:t>
-      </w:r>
-      <w:r>
+          <w:iCs/>
+          <w:i/>
+        </w:rPr>
         <w:t xml:space="preserve">and</w:t>
       </w:r>
       <w:r>
         <w:t xml:space="preserve"> </w:t>
       </w:r>
       <w:r>
-        <w:rPr>
-          <w:rStyle w:val="VerbatimChar"/>
-        </w:rPr>
-        <w:t xml:space="preserve">src/pages</w:t>
-      </w:r>
-      <w:r>
-        <w:t xml:space="preserve">, plus settings in</w:t>
-      </w:r>
-      <w:r>
-        <w:t xml:space="preserve"> </w:t>
-      </w:r>
-      <w:r>
-        <w:rPr>
-          <w:rStyle w:val="VerbatimChar"/>
-        </w:rPr>
-        <w:t xml:space="preserve">src/_data/*.json</w:t>
-      </w:r>
-      <w:r>
-        <w:t xml:space="preserve">. Because the content is just files, the paper can never be locked into any service.</w:t>
+        <w:t xml:space="preserve">add the same option to the</w:t>
+      </w:r>
+      <w:r>
+        <w:t xml:space="preserve"> </w:t>
+      </w:r>
+      <w:r>
+        <w:rPr>
+          <w:rStyle w:val="VerbatimChar"/>
+        </w:rPr>
+        <w:t xml:space="preserve">section</w:t>
+      </w:r>
+      <w:r>
+        <w:t xml:space="preserve"> </w:t>
+      </w:r>
+      <w:r>
+        <w:t xml:space="preserve">field in</w:t>
+      </w:r>
+      <w:r>
+        <w:t xml:space="preserve"> </w:t>
+      </w:r>
+      <w:r>
+        <w:rPr>
+          <w:rStyle w:val="VerbatimChar"/>
+        </w:rPr>
+        <w:t xml:space="preserve">.pages.yml</w:t>
+      </w:r>
+      <w:r>
+        <w:t xml:space="preserve">.</w:t>
       </w:r>
     </w:p>
     <w:p>
@@ -2697,13 +2855,37 @@
           <w:bCs/>
           <w:b/>
         </w:rPr>
-        <w:t xml:space="preserve">Every change is versioned.</w:t>
-      </w:r>
-      <w:r>
-        <w:t xml:space="preserve"> </w:t>
-      </w:r>
-      <w:r>
-        <w:t xml:space="preserve">Anything can be restored from the repository's history on GitHub.</w:t>
+        <w:t xml:space="preserve">Colors and fonts:</w:t>
+      </w:r>
+      <w:r>
+        <w:t xml:space="preserve"> </w:t>
+      </w:r>
+      <w:r>
+        <w:t xml:space="preserve">the variables at the top of</w:t>
+      </w:r>
+      <w:r>
+        <w:t xml:space="preserve"> </w:t>
+      </w:r>
+      <w:r>
+        <w:rPr>
+          <w:rStyle w:val="VerbatimChar"/>
+        </w:rPr>
+        <w:t xml:space="preserve">src/assets/css/site.css</w:t>
+      </w:r>
+      <w:r>
+        <w:t xml:space="preserve">. The logo and wordmark images are in</w:t>
+      </w:r>
+      <w:r>
+        <w:t xml:space="preserve"> </w:t>
+      </w:r>
+      <w:r>
+        <w:rPr>
+          <w:rStyle w:val="VerbatimChar"/>
+        </w:rPr>
+        <w:t xml:space="preserve">src/assets/brand/</w:t>
+      </w:r>
+      <w:r>
+        <w:t xml:space="preserve">.</w:t>
       </w:r>
     </w:p>
     <w:p>
@@ -2719,25 +2901,19 @@
           <w:bCs/>
           <w:b/>
         </w:rPr>
-        <w:t xml:space="preserve">Photos:</w:t>
-      </w:r>
-      <w:r>
-        <w:t xml:space="preserve"> </w:t>
-      </w:r>
-      <w:r>
-        <w:t xml:space="preserve">editors' uploads go in</w:t>
-      </w:r>
-      <w:r>
-        <w:t xml:space="preserve"> </w:t>
-      </w:r>
-      <w:r>
-        <w:rPr>
-          <w:rStyle w:val="VerbatimChar"/>
-        </w:rPr>
-        <w:t xml:space="preserve">src/media</w:t>
-      </w:r>
-      <w:r>
-        <w:t xml:space="preserve">. The build publishes resized copies (640 px and 1280 px, WebP and JPEG) plus a 1200 px image for email and Facebook previews. Full-size originals are not published, which keeps the site small.</w:t>
+        <w:t xml:space="preserve">Email design:</w:t>
+      </w:r>
+      <w:r>
+        <w:t xml:space="preserve"> </w:t>
+      </w:r>
+      <w:r>
+        <w:rPr>
+          <w:rStyle w:val="VerbatimChar"/>
+        </w:rPr>
+        <w:t xml:space="preserve">lib/newsletter.js</w:t>
+      </w:r>
+      <w:r>
+        <w:t xml:space="preserve">.</w:t>
       </w:r>
     </w:p>
     <w:p>
@@ -2753,22 +2929,101 @@
           <w:bCs/>
           <w:b/>
         </w:rPr>
-        <w:t xml:space="preserve">Search</w:t>
-      </w:r>
-      <w:r>
-        <w:t xml:space="preserve"> </w:t>
-      </w:r>
-      <w:r>
-        <w:t xml:space="preserve">uses Pagefind and runs entirely inside the static site, with no outside service.</w:t>
-      </w:r>
-    </w:p>
-    <w:bookmarkStart w:id="32" w:name="changing-things"/>
+        <w:t xml:space="preserve">Timing of the Friday draft:</w:t>
+      </w:r>
+      <w:r>
+        <w:t xml:space="preserve"> </w:t>
+      </w:r>
+      <w:r>
+        <w:t xml:space="preserve">the</w:t>
+      </w:r>
+      <w:r>
+        <w:t xml:space="preserve"> </w:t>
+      </w:r>
+      <w:r>
+        <w:rPr>
+          <w:rStyle w:val="VerbatimChar"/>
+        </w:rPr>
+        <w:t xml:space="preserve">cron</w:t>
+      </w:r>
+      <w:r>
+        <w:t xml:space="preserve"> </w:t>
+      </w:r>
+      <w:r>
+        <w:t xml:space="preserve">line in</w:t>
+      </w:r>
+      <w:r>
+        <w:t xml:space="preserve"> </w:t>
+      </w:r>
+      <w:r>
+        <w:rPr>
+          <w:rStyle w:val="VerbatimChar"/>
+        </w:rPr>
+        <w:t xml:space="preserve">.github/workflows/newsletter.yml</w:t>
+      </w:r>
+      <w:r>
+        <w:t xml:space="preserve"> </w:t>
+      </w:r>
+      <w:r>
+        <w:t xml:space="preserve">(in UTC).</w:t>
+      </w:r>
+    </w:p>
+    <w:bookmarkEnd w:id="26"/>
+    <w:bookmarkStart w:id="27" w:name="working-on-the-site-on-your-own-computer"/>
     <w:p>
       <w:pPr>
         <w:pStyle w:val="Heading3"/>
       </w:pPr>
       <w:r>
-        <w:t xml:space="preserve">Changing things</w:t>
+        <w:t xml:space="preserve">Working on the site on your own computer</w:t>
+      </w:r>
+    </w:p>
+    <w:p>
+      <w:pPr>
+        <w:pStyle w:val="SourceCode"/>
+      </w:pPr>
+      <w:r>
+        <w:rPr>
+          <w:rStyle w:val="VerbatimChar"/>
+        </w:rPr>
+        <w:t xml:space="preserve">npm install</w:t>
+      </w:r>
+      <w:r>
+        <w:br/>
+      </w:r>
+      <w:r>
+        <w:rPr>
+          <w:rStyle w:val="VerbatimChar"/>
+        </w:rPr>
+        <w:t xml:space="preserve">npm start                      # live preview at http://localhost:8080</w:t>
+      </w:r>
+      <w:r>
+        <w:br/>
+      </w:r>
+      <w:r>
+        <w:rPr>
+          <w:rStyle w:val="VerbatimChar"/>
+        </w:rPr>
+        <w:t xml:space="preserve">NEWS_TODAY=2026-09-18 npm start   # preview the site as it looked on a given day</w:t>
+      </w:r>
+      <w:r>
+        <w:br/>
+      </w:r>
+      <w:r>
+        <w:rPr>
+          <w:rStyle w:val="VerbatimChar"/>
+        </w:rPr>
+        <w:t xml:space="preserve">npm run build                  # full build including search, into _site/</w:t>
+      </w:r>
+    </w:p>
+    <w:bookmarkEnd w:id="27"/>
+    <w:bookmarkStart w:id="28" w:name="limits-to-keep-in-mind"/>
+    <w:p>
+      <w:pPr>
+        <w:pStyle w:val="Heading3"/>
+      </w:pPr>
+      <w:r>
+        <w:t xml:space="preserve">Limits to keep in mind</w:t>
       </w:r>
     </w:p>
     <w:p>
@@ -2780,72 +3035,7 @@
         <w:pStyle w:val="Compact"/>
       </w:pPr>
       <w:r>
-        <w:rPr>
-          <w:bCs/>
-          <w:b/>
-        </w:rPr>
-        <w:t xml:space="preserve">Sections</w:t>
-      </w:r>
-      <w:r>
-        <w:t xml:space="preserve"> </w:t>
-      </w:r>
-      <w:r>
-        <w:t xml:space="preserve">(News, Features…): edit</w:t>
-      </w:r>
-      <w:r>
-        <w:t xml:space="preserve"> </w:t>
-      </w:r>
-      <w:r>
-        <w:rPr>
-          <w:rStyle w:val="VerbatimChar"/>
-        </w:rPr>
-        <w:t xml:space="preserve">src/_data/sections.json</w:t>
-      </w:r>
-      <w:r>
-        <w:t xml:space="preserve">,</w:t>
-      </w:r>
-      <w:r>
-        <w:t xml:space="preserve"> </w:t>
-      </w:r>
-      <w:r>
-        <w:rPr>
-          <w:iCs/>
-          <w:i/>
-        </w:rPr>
-        <w:t xml:space="preserve">and</w:t>
-      </w:r>
-      <w:r>
-        <w:t xml:space="preserve"> </w:t>
-      </w:r>
-      <w:r>
-        <w:t xml:space="preserve">add the same option to the</w:t>
-      </w:r>
-      <w:r>
-        <w:t xml:space="preserve"> </w:t>
-      </w:r>
-      <w:r>
-        <w:rPr>
-          <w:rStyle w:val="VerbatimChar"/>
-        </w:rPr>
-        <w:t xml:space="preserve">section</w:t>
-      </w:r>
-      <w:r>
-        <w:t xml:space="preserve"> </w:t>
-      </w:r>
-      <w:r>
-        <w:t xml:space="preserve">field in</w:t>
-      </w:r>
-      <w:r>
-        <w:t xml:space="preserve"> </w:t>
-      </w:r>
-      <w:r>
-        <w:rPr>
-          <w:rStyle w:val="VerbatimChar"/>
-        </w:rPr>
-        <w:t xml:space="preserve">.pages.yml</w:t>
-      </w:r>
-      <w:r>
-        <w:t xml:space="preserve">.</w:t>
+        <w:t xml:space="preserve">GitHub Pages sites should stay under 1 GB. At roughly 450 KB of resized images per photo, that’s around 2,000 photos. After several years, very old images can be moved off-site if needed.</w:t>
       </w:r>
     </w:p>
     <w:p>
@@ -2861,37 +3051,26 @@
           <w:bCs/>
           <w:b/>
         </w:rPr>
-        <w:t xml:space="preserve">Colors and fonts:</w:t>
-      </w:r>
-      <w:r>
-        <w:t xml:space="preserve"> </w:t>
-      </w:r>
-      <w:r>
-        <w:t xml:space="preserve">the variables at the top of</w:t>
-      </w:r>
-      <w:r>
-        <w:t xml:space="preserve"> </w:t>
-      </w:r>
-      <w:r>
-        <w:rPr>
-          <w:rStyle w:val="VerbatimChar"/>
-        </w:rPr>
-        <w:t xml:space="preserve">src/assets/css/site.css</w:t>
-      </w:r>
-      <w:r>
-        <w:t xml:space="preserve">. The logo and wordmark images are in</w:t>
-      </w:r>
-      <w:r>
-        <w:t xml:space="preserve"> </w:t>
-      </w:r>
-      <w:r>
-        <w:rPr>
-          <w:rStyle w:val="VerbatimChar"/>
-        </w:rPr>
-        <w:t xml:space="preserve">src/assets/brand/</w:t>
-      </w:r>
-      <w:r>
-        <w:t xml:space="preserve">.</w:t>
+        <w:t xml:space="preserve">If the site ever outgrows 1 GB,</w:t>
+      </w:r>
+      <w:r>
+        <w:t xml:space="preserve"> </w:t>
+      </w:r>
+      <w:r>
+        <w:t xml:space="preserve">move the hosting to Cloudflare Pages, which is also free. It has no total size limit and allows up to 20,000 files, and it builds from the same GitHub repository, so editors notice no change. Check the site’s size once a year (the published size is shown in the Actions tab, in the upload step of</w:t>
+      </w:r>
+      <w:r>
+        <w:t xml:space="preserve"> </w:t>
+      </w:r>
+      <w:r>
+        <w:rPr>
+          <w:bCs/>
+          <w:b/>
+        </w:rPr>
+        <w:t xml:space="preserve">Publish website</w:t>
+      </w:r>
+      <w:r>
+        <w:t xml:space="preserve">).</w:t>
       </w:r>
     </w:p>
     <w:p>
@@ -2903,23 +3082,7 @@
         <w:pStyle w:val="Compact"/>
       </w:pPr>
       <w:r>
-        <w:rPr>
-          <w:bCs/>
-          <w:b/>
-        </w:rPr>
-        <w:t xml:space="preserve">Email design:</w:t>
-      </w:r>
-      <w:r>
-        <w:t xml:space="preserve"> </w:t>
-      </w:r>
-      <w:r>
-        <w:rPr>
-          <w:rStyle w:val="VerbatimChar"/>
-        </w:rPr>
-        <w:t xml:space="preserve">lib/newsletter.js</w:t>
-      </w:r>
-      <w:r>
-        <w:t xml:space="preserve">.</w:t>
+        <w:t xml:space="preserve">The repository keeps full-size photo originals. Asking editors to upload photos under about 3 MB keeps it small.</w:t>
       </w:r>
     </w:p>
     <w:p>
@@ -2931,188 +3094,19 @@
         <w:pStyle w:val="Compact"/>
       </w:pPr>
       <w:r>
-        <w:rPr>
-          <w:bCs/>
-          <w:b/>
-        </w:rPr>
-        <w:t xml:space="preserve">Timing of the Friday draft:</w:t>
-      </w:r>
-      <w:r>
-        <w:t xml:space="preserve"> </w:t>
-      </w:r>
-      <w:r>
-        <w:t xml:space="preserve">the</w:t>
-      </w:r>
-      <w:r>
-        <w:t xml:space="preserve"> </w:t>
-      </w:r>
-      <w:r>
-        <w:rPr>
-          <w:rStyle w:val="VerbatimChar"/>
-        </w:rPr>
-        <w:t xml:space="preserve">cron</w:t>
-      </w:r>
-      <w:r>
-        <w:t xml:space="preserve"> </w:t>
-      </w:r>
-      <w:r>
-        <w:t xml:space="preserve">line in</w:t>
-      </w:r>
-      <w:r>
-        <w:t xml:space="preserve"> </w:t>
-      </w:r>
-      <w:r>
-        <w:rPr>
-          <w:rStyle w:val="VerbatimChar"/>
-        </w:rPr>
-        <w:t xml:space="preserve">.github/workflows/newsletter.yml</w:t>
-      </w:r>
-      <w:r>
-        <w:t xml:space="preserve"> </w:t>
-      </w:r>
-      <w:r>
-        <w:t xml:space="preserve">(in UTC).</w:t>
-      </w:r>
-    </w:p>
-    <w:bookmarkEnd w:id="32"/>
-    <w:bookmarkStart w:id="33" w:name="working-on-the-site-on-your-own-computer"/>
-    <w:p>
-      <w:pPr>
-        <w:pStyle w:val="Heading3"/>
-      </w:pPr>
-      <w:r>
-        <w:t xml:space="preserve">Working on the site on your own computer</w:t>
-      </w:r>
-    </w:p>
-    <w:p>
-      <w:pPr>
-        <w:pStyle w:val="SourceCode"/>
-      </w:pPr>
-      <w:r>
-        <w:rPr>
-          <w:rStyle w:val="VerbatimChar"/>
-        </w:rPr>
-        <w:t xml:space="preserve">npm install</w:t>
-      </w:r>
-      <w:r>
-        <w:br/>
-      </w:r>
-      <w:r>
-        <w:rPr>
-          <w:rStyle w:val="VerbatimChar"/>
-        </w:rPr>
-        <w:t xml:space="preserve">npm start                      # live preview at http://localhost:8080</w:t>
-      </w:r>
-      <w:r>
-        <w:br/>
-      </w:r>
-      <w:r>
-        <w:rPr>
-          <w:rStyle w:val="VerbatimChar"/>
-        </w:rPr>
-        <w:t xml:space="preserve">NEWS_TODAY=2026-09-18 npm start   # preview the site as it looked on a given day</w:t>
-      </w:r>
-      <w:r>
-        <w:br/>
-      </w:r>
-      <w:r>
-        <w:rPr>
-          <w:rStyle w:val="VerbatimChar"/>
-        </w:rPr>
-        <w:t xml:space="preserve">npm run build                  # full build including search, into _site/</w:t>
-      </w:r>
-    </w:p>
-    <w:bookmarkEnd w:id="33"/>
-    <w:bookmarkStart w:id="34" w:name="limits-to-keep-in-mind"/>
-    <w:p>
-      <w:pPr>
-        <w:pStyle w:val="Heading3"/>
-      </w:pPr>
-      <w:r>
-        <w:t xml:space="preserve">Limits to keep in mind</w:t>
+        <w:t xml:space="preserve">GitHub pauses scheduled jobs in repositories that have had no activity for 60 days. Weekly publishing prevents this. After a long break, re-enable the workflows from the Actions tab.</w:t>
       </w:r>
     </w:p>
     <w:p>
       <w:pPr>
         <w:numPr>
           <w:ilvl w:val="0"/>
-          <w:numId w:val="1014"/>
-        </w:numPr>
-        <w:pStyle w:val="Compact"/>
-      </w:pPr>
-      <w:r>
-        <w:t xml:space="preserve">GitHub Pages sites should stay under 1 GB. At roughly 450 KB of resized images per photo, that's around 2,000 photos. After several years, very old images can be moved off-site if needed.</w:t>
-      </w:r>
-    </w:p>
-    <w:p>
-      <w:pPr>
-        <w:numPr>
-          <w:ilvl w:val="0"/>
-          <w:numId w:val="1014"/>
-        </w:numPr>
-        <w:pStyle w:val="Compact"/>
-      </w:pPr>
-      <w:r>
-        <w:rPr>
-          <w:bCs/>
-          <w:b/>
-        </w:rPr>
-        <w:t xml:space="preserve">If the site ever outgrows 1 GB,</w:t>
-      </w:r>
-      <w:r>
-        <w:t xml:space="preserve"> </w:t>
-      </w:r>
-      <w:r>
-        <w:t xml:space="preserve">move the hosting to Cloudflare Pages, which is also free. It has no total size limit and allows up to 20,000 files, and it builds from the same GitHub repository, so editors notice no change. Check the site's size once a year (the published size is shown in the Actions tab, in the upload step of</w:t>
-      </w:r>
-      <w:r>
-        <w:t xml:space="preserve"> </w:t>
-      </w:r>
-      <w:r>
-        <w:rPr>
-          <w:bCs/>
-          <w:b/>
-        </w:rPr>
-        <w:t xml:space="preserve">Publish website</w:t>
-      </w:r>
-      <w:r>
-        <w:t xml:space="preserve">).</w:t>
-      </w:r>
-    </w:p>
-    <w:p>
-      <w:pPr>
-        <w:numPr>
-          <w:ilvl w:val="0"/>
-          <w:numId w:val="1014"/>
-        </w:numPr>
-        <w:pStyle w:val="Compact"/>
-      </w:pPr>
-      <w:r>
-        <w:t xml:space="preserve">The repository keeps full-size photo originals. Asking editors to upload photos under about 3 MB keeps it small.</w:t>
-      </w:r>
-    </w:p>
-    <w:p>
-      <w:pPr>
-        <w:numPr>
-          <w:ilvl w:val="0"/>
-          <w:numId w:val="1014"/>
-        </w:numPr>
-        <w:pStyle w:val="Compact"/>
-      </w:pPr>
-      <w:r>
-        <w:t xml:space="preserve">GitHub pauses scheduled jobs in repositories that have had no activity for 60 days. Weekly publishing prevents this. After a long break, re-enable the workflows from the Actions tab.</w:t>
-      </w:r>
-    </w:p>
-    <w:p>
-      <w:pPr>
-        <w:numPr>
-          <w:ilvl w:val="0"/>
-          <w:numId w:val="1014"/>
-        </w:numPr>
-        <w:pStyle w:val="Compact"/>
-      </w:pPr>
-      <w:r>
-        <w:t xml:space="preserve">Pages CMS's free hosted service is run by a small open-source project. If it ever went away, the same</w:t>
+          <w:numId w:val="1013"/>
+        </w:numPr>
+        <w:pStyle w:val="Compact"/>
+      </w:pPr>
+      <w:r>
+        <w:t xml:space="preserve">Pages CMS’s free hosted service is run by a small open-source project. If it ever went away, the same</w:t>
       </w:r>
       <w:r>
         <w:t xml:space="preserve"> </w:t>
@@ -3130,9 +3124,9 @@
         <w:t xml:space="preserve">works with a self-hosted copy of Pages CMS, and the content is untouched either way.</w:t>
       </w:r>
     </w:p>
-    <w:bookmarkEnd w:id="34"/>
-    <w:bookmarkEnd w:id="35"/>
-    <w:bookmarkEnd w:id="36"/>
+    <w:bookmarkEnd w:id="28"/>
+    <w:bookmarkEnd w:id="29"/>
+    <w:bookmarkEnd w:id="30"/>
     <w:sectPr>
       <w:footerReference r:id="rId9" w:type="default"/>
       <w:pgSz w:h="15840" w:orient="portrait" w:w="12240"/>
@@ -3165,7 +3159,7 @@
         <w:sz w:val="17"/>
         <w:szCs w:val="17"/>
       </w:rPr>
-      <w:t xml:space="preserve">Boxborough News · Setup Guide</w:t>
+      <w:t xml:space="preserve">Boxborough News · Editor's Guide</w:t>
     </w:r>
     <w:r>
       <w:rPr>
@@ -3412,58 +3406,6 @@
       </w:pPr>
     </w:lvl>
   </w:abstractNum>
-  <w:abstractNum w15:restartNumberingAfterBreak="0" w:abstractNumId="7">
-    <w:multiLevelType w:val="hybridMultilevel"/>
-    <w:lvl w15:tentative="1" w:ilvl="0">
-      <w:start w:val="1"/>
-      <w:numFmt w:val="decimal"/>
-      <w:lvlText w:val="%1."/>
-      <w:lvlJc w:val="left"/>
-      <w:pPr>
-        <w:ind w:hanging="340" w:left="440"/>
-      </w:pPr>
-      <w:rPr>
-        <w:b/>
-        <w:bCs/>
-        <w:color w:val="2C5A3C"/>
-      </w:rPr>
-    </w:lvl>
-    <w:lvl w15:tentative="1" w:ilvl="1">
-      <w:start w:val="1"/>
-      <w:numFmt w:val="bullet"/>
-      <w:lvlText w:val="–"/>
-      <w:lvlJc w:val="left"/>
-      <w:pPr>
-        <w:ind w:hanging="260" w:left="860"/>
-      </w:pPr>
-    </w:lvl>
-  </w:abstractNum>
-  <w:abstractNum w15:restartNumberingAfterBreak="0" w:abstractNumId="8">
-    <w:multiLevelType w:val="hybridMultilevel"/>
-    <w:lvl w15:tentative="1" w:ilvl="0">
-      <w:start w:val="1"/>
-      <w:numFmt w:val="decimal"/>
-      <w:lvlText w:val="%1."/>
-      <w:lvlJc w:val="left"/>
-      <w:pPr>
-        <w:ind w:hanging="340" w:left="440"/>
-      </w:pPr>
-      <w:rPr>
-        <w:b/>
-        <w:bCs/>
-        <w:color w:val="2C5A3C"/>
-      </w:rPr>
-    </w:lvl>
-    <w:lvl w15:tentative="1" w:ilvl="1">
-      <w:start w:val="1"/>
-      <w:numFmt w:val="bullet"/>
-      <w:lvlText w:val="–"/>
-      <w:lvlJc w:val="left"/>
-      <w:pPr>
-        <w:ind w:hanging="260" w:left="860"/>
-      </w:pPr>
-    </w:lvl>
-  </w:abstractNum>
   <w:abstractNum w:abstractNumId="990">
     <w:nsid w:val="A990"/>
     <w:multiLevelType w:val="multilevel"/>
@@ -3720,31 +3662,19 @@
     </w:lvlOverride>
   </w:num>
   <w:num w:numId="4">
+    <w:abstractNumId w:val="2"/>
+    <w:lvlOverride w:ilvl="0">
+      <w:startOverride w:val="1"/>
+    </w:lvlOverride>
+  </w:num>
+  <w:num w:numId="5">
     <w:abstractNumId w:val="5"/>
     <w:lvlOverride w:ilvl="0">
       <w:startOverride w:val="1"/>
     </w:lvlOverride>
   </w:num>
-  <w:num w:numId="5">
+  <w:num w:numId="6">
     <w:abstractNumId w:val="6"/>
-    <w:lvlOverride w:ilvl="0">
-      <w:startOverride w:val="1"/>
-    </w:lvlOverride>
-  </w:num>
-  <w:num w:numId="6">
-    <w:abstractNumId w:val="7"/>
-    <w:lvlOverride w:ilvl="0">
-      <w:startOverride w:val="1"/>
-    </w:lvlOverride>
-  </w:num>
-  <w:num w:numId="7">
-    <w:abstractNumId w:val="8"/>
-    <w:lvlOverride w:ilvl="0">
-      <w:startOverride w:val="1"/>
-    </w:lvlOverride>
-  </w:num>
-  <w:num w:numId="8">
-    <w:abstractNumId w:val="2"/>
     <w:lvlOverride w:ilvl="0">
       <w:startOverride w:val="1"/>
     </w:lvlOverride>
@@ -3915,45 +3845,42 @@
     <w:abstractNumId w:val="991"/>
   </w:num>
   <w:num w:numId="1010">
-    <w:abstractNumId w:val="991"/>
+    <w:abstractNumId w:val="99411"/>
+    <w:lvlOverride w:ilvl="0">
+      <w:startOverride w:val="1"/>
+    </w:lvlOverride>
+    <w:lvlOverride w:ilvl="1">
+      <w:startOverride w:val="1"/>
+    </w:lvlOverride>
+    <w:lvlOverride w:ilvl="2">
+      <w:startOverride w:val="1"/>
+    </w:lvlOverride>
+    <w:lvlOverride w:ilvl="3">
+      <w:startOverride w:val="1"/>
+    </w:lvlOverride>
+    <w:lvlOverride w:ilvl="4">
+      <w:startOverride w:val="1"/>
+    </w:lvlOverride>
+    <w:lvlOverride w:ilvl="5">
+      <w:startOverride w:val="1"/>
+    </w:lvlOverride>
+    <w:lvlOverride w:ilvl="6">
+      <w:startOverride w:val="1"/>
+    </w:lvlOverride>
+    <w:lvlOverride w:ilvl="7">
+      <w:startOverride w:val="1"/>
+    </w:lvlOverride>
+    <w:lvlOverride w:ilvl="8">
+      <w:startOverride w:val="1"/>
+    </w:lvlOverride>
   </w:num>
   <w:num w:numId="1011">
-    <w:abstractNumId w:val="99411"/>
-    <w:lvlOverride w:ilvl="0">
-      <w:startOverride w:val="1"/>
-    </w:lvlOverride>
-    <w:lvlOverride w:ilvl="1">
-      <w:startOverride w:val="1"/>
-    </w:lvlOverride>
-    <w:lvlOverride w:ilvl="2">
-      <w:startOverride w:val="1"/>
-    </w:lvlOverride>
-    <w:lvlOverride w:ilvl="3">
-      <w:startOverride w:val="1"/>
-    </w:lvlOverride>
-    <w:lvlOverride w:ilvl="4">
-      <w:startOverride w:val="1"/>
-    </w:lvlOverride>
-    <w:lvlOverride w:ilvl="5">
-      <w:startOverride w:val="1"/>
-    </w:lvlOverride>
-    <w:lvlOverride w:ilvl="6">
-      <w:startOverride w:val="1"/>
-    </w:lvlOverride>
-    <w:lvlOverride w:ilvl="7">
-      <w:startOverride w:val="1"/>
-    </w:lvlOverride>
-    <w:lvlOverride w:ilvl="8">
-      <w:startOverride w:val="1"/>
-    </w:lvlOverride>
+    <w:abstractNumId w:val="991"/>
   </w:num>
   <w:num w:numId="1012">
     <w:abstractNumId w:val="991"/>
   </w:num>
   <w:num w:numId="1013">
-    <w:abstractNumId w:val="991"/>
-  </w:num>
-  <w:num w:numId="1014">
     <w:abstractNumId w:val="991"/>
   </w:num>
 </w:numbering>

--- a/docs/Boxborough News - Setup Guide.docx
+++ b/docs/Boxborough News - Setup Guide.docx
@@ -897,7 +897,7 @@
         <w:t xml:space="preserve"> </w:t>
       </w:r>
       <w:r>
-        <w:t xml:space="preserve">repository. You’ll see Articles, Events &amp; Notices, Town Hall note, Weekly email settings, Pages and Site settings. These are configured by the</w:t>
+        <w:t xml:space="preserve">repository. You’ll see Articles, Events &amp; Notices, Town meetings note, Weekly email settings, Pages and Site settings. These are configured by the</w:t>
       </w:r>
       <w:r>
         <w:t xml:space="preserve"> </w:t>
@@ -1648,23 +1648,7 @@
         <w:t xml:space="preserve"> </w:t>
       </w:r>
       <w:r>
-        <w:t xml:space="preserve">the site includes every News, Features and Community article from the old website, from June 2023 on (about 1,330 articles and 1,000 photos), each on its own page. Articles from before September 2026 are kept in a separate</w:t>
-      </w:r>
-      <w:r>
-        <w:t xml:space="preserve"> </w:t>
-      </w:r>
-      <w:r>
-        <w:rPr>
-          <w:bCs/>
-          <w:b/>
-        </w:rPr>
-        <w:t xml:space="preserve">Archive: articles before Sept. 2026</w:t>
-      </w:r>
-      <w:r>
-        <w:t xml:space="preserve"> </w:t>
-      </w:r>
-      <w:r>
-        <w:t xml:space="preserve">list in Pages CMS, so the everyday</w:t>
+        <w:t xml:space="preserve">the site includes every News, Features and Community article from the old website, from June 2023 on (about 1,330 articles and 1,000 photos), each on its own page. In Pages CMS, the</w:t>
       </w:r>
       <w:r>
         <w:t xml:space="preserve"> </w:t>
@@ -1680,7 +1664,36 @@
         <w:t xml:space="preserve"> </w:t>
       </w:r>
       <w:r>
-        <w:t xml:space="preserve">list stays short. They can be corrected there like any other article. A handful of items needed a judgment call during the import (for example, an article with no date on the old site); Claude’s notes list them. Before launch, spot-check a few against the originals.</w:t>
+        <w:t xml:space="preserve">list holds the last two months; older articles are in</w:t>
+      </w:r>
+      <w:r>
+        <w:t xml:space="preserve"> </w:t>
+      </w:r>
+      <w:r>
+        <w:rPr>
+          <w:bCs/>
+          <w:b/>
+        </w:rPr>
+        <w:t xml:space="preserve">Archive: older articles</w:t>
+      </w:r>
+      <w:r>
+        <w:t xml:space="preserve">, in year and month folders (a single folder of 1,300 files was too big for Pages CMS to open). On the 1st of each month, the</w:t>
+      </w:r>
+      <w:r>
+        <w:t xml:space="preserve"> </w:t>
+      </w:r>
+      <w:r>
+        <w:rPr>
+          <w:bCs/>
+          <w:b/>
+        </w:rPr>
+        <w:t xml:space="preserve">Move older articles to the archive</w:t>
+      </w:r>
+      <w:r>
+        <w:t xml:space="preserve"> </w:t>
+      </w:r>
+      <w:r>
+        <w:t xml:space="preserve">action moves articles more than two months old there automatically. Website addresses don’t change. They can be corrected there like any other article. A handful of items needed a judgment call during the import (for example, an article with no date on the old site); Claude’s notes list them. Before launch, spot-check a few against the originals.</w:t>
       </w:r>
     </w:p>
     <w:p>

--- a/docs/Boxborough News - Setup Guide.docx
+++ b/docs/Boxborough News - Setup Guide.docx
@@ -1265,6 +1265,63 @@
         <w:pStyle w:val="Compact"/>
       </w:pPr>
       <w:r>
+        <w:t xml:space="preserve">The form’s own headline and description lead the website’s</w:t>
+      </w:r>
+      <w:r>
+        <w:t xml:space="preserve"> </w:t>
+      </w:r>
+      <w:r>
+        <w:rPr>
+          <w:bCs/>
+          <w:b/>
+        </w:rPr>
+        <w:t xml:space="preserve">Subscribe</w:t>
+      </w:r>
+      <w:r>
+        <w:t xml:space="preserve"> </w:t>
+      </w:r>
+      <w:r>
+        <w:t xml:space="preserve">page, so write them in Kit (for example,</w:t>
+      </w:r>
+      <w:r>
+        <w:t xml:space="preserve"> </w:t>
+      </w:r>
+      <w:r>
+        <w:rPr>
+          <w:iCs/>
+          <w:i/>
+        </w:rPr>
+        <w:t xml:space="preserve">Get Boxborough News every Friday</w:t>
+      </w:r>
+      <w:r>
+        <w:t xml:space="preserve"> </w:t>
+      </w:r>
+      <w:r>
+        <w:t xml:space="preserve">and</w:t>
+      </w:r>
+      <w:r>
+        <w:t xml:space="preserve"> </w:t>
+      </w:r>
+      <w:r>
+        <w:rPr>
+          <w:iCs/>
+          <w:i/>
+        </w:rPr>
+        <w:t xml:space="preserve">The week’s town news, features and upcoming events, free in your inbox.</w:t>
+      </w:r>
+      <w:r>
+        <w:t xml:space="preserve">). The smaller sign-up box on the home page and article pages has its own headline, so the website hides Kit’s headline and description there.</w:t>
+      </w:r>
+    </w:p>
+    <w:p>
+      <w:pPr>
+        <w:numPr>
+          <w:ilvl w:val="1"/>
+          <w:numId w:val="1005"/>
+        </w:numPr>
+        <w:pStyle w:val="Compact"/>
+      </w:pPr>
+      <w:r>
         <w:t xml:space="preserve">Also copy the form’s</w:t>
       </w:r>
       <w:r>
@@ -4144,6 +4201,240 @@
       <w:sz w:val="25"/>
       <w:szCs w:val="25"/>
     </w:rPr>
+  </w:style>
+  <w:style w:customStyle="1" w:styleId="SourceCode" w:type="paragraph">
+    <w:name w:val="Source Code"/>
+    <w:basedOn w:val="Normal"/>
+    <w:link w:val="VerbatimChar"/>
+    <w:pPr>
+      <w:wordWrap w:val="off"/>
+    </w:pPr>
+  </w:style>
+  <w:style w:customStyle="1" w:styleId="KeywordTok" w:type="character">
+    <w:name w:val="KeywordTok"/>
+    <w:basedOn w:val="VerbatimChar"/>
+    <w:rPr>
+      <w:color w:val="007020"/>
+      <w:b/>
+    </w:rPr>
+  </w:style>
+  <w:style w:customStyle="1" w:styleId="DataTypeTok" w:type="character">
+    <w:name w:val="DataTypeTok"/>
+    <w:basedOn w:val="VerbatimChar"/>
+    <w:rPr>
+      <w:color w:val="902000"/>
+    </w:rPr>
+  </w:style>
+  <w:style w:customStyle="1" w:styleId="DecValTok" w:type="character">
+    <w:name w:val="DecValTok"/>
+    <w:basedOn w:val="VerbatimChar"/>
+    <w:rPr>
+      <w:color w:val="40a070"/>
+    </w:rPr>
+  </w:style>
+  <w:style w:customStyle="1" w:styleId="BaseNTok" w:type="character">
+    <w:name w:val="BaseNTok"/>
+    <w:basedOn w:val="VerbatimChar"/>
+    <w:rPr>
+      <w:color w:val="40a070"/>
+    </w:rPr>
+  </w:style>
+  <w:style w:customStyle="1" w:styleId="FloatTok" w:type="character">
+    <w:name w:val="FloatTok"/>
+    <w:basedOn w:val="VerbatimChar"/>
+    <w:rPr>
+      <w:color w:val="40a070"/>
+    </w:rPr>
+  </w:style>
+  <w:style w:customStyle="1" w:styleId="ConstantTok" w:type="character">
+    <w:name w:val="ConstantTok"/>
+    <w:basedOn w:val="VerbatimChar"/>
+    <w:rPr>
+      <w:color w:val="880000"/>
+    </w:rPr>
+  </w:style>
+  <w:style w:customStyle="1" w:styleId="CharTok" w:type="character">
+    <w:name w:val="CharTok"/>
+    <w:basedOn w:val="VerbatimChar"/>
+    <w:rPr>
+      <w:color w:val="4070a0"/>
+    </w:rPr>
+  </w:style>
+  <w:style w:customStyle="1" w:styleId="SpecialCharTok" w:type="character">
+    <w:name w:val="SpecialCharTok"/>
+    <w:basedOn w:val="VerbatimChar"/>
+    <w:rPr>
+      <w:color w:val="4070a0"/>
+    </w:rPr>
+  </w:style>
+  <w:style w:customStyle="1" w:styleId="StringTok" w:type="character">
+    <w:name w:val="StringTok"/>
+    <w:basedOn w:val="VerbatimChar"/>
+    <w:rPr>
+      <w:color w:val="4070a0"/>
+    </w:rPr>
+  </w:style>
+  <w:style w:customStyle="1" w:styleId="VerbatimStringTok" w:type="character">
+    <w:name w:val="VerbatimStringTok"/>
+    <w:basedOn w:val="VerbatimChar"/>
+    <w:rPr>
+      <w:color w:val="4070a0"/>
+    </w:rPr>
+  </w:style>
+  <w:style w:customStyle="1" w:styleId="SpecialStringTok" w:type="character">
+    <w:name w:val="SpecialStringTok"/>
+    <w:basedOn w:val="VerbatimChar"/>
+    <w:rPr>
+      <w:color w:val="bb6688"/>
+    </w:rPr>
+  </w:style>
+  <w:style w:customStyle="1" w:styleId="ImportTok" w:type="character">
+    <w:name w:val="ImportTok"/>
+    <w:basedOn w:val="VerbatimChar"/>
+    <w:rPr>
+      <w:color w:val="008000"/>
+      <w:b/>
+    </w:rPr>
+  </w:style>
+  <w:style w:customStyle="1" w:styleId="CommentTok" w:type="character">
+    <w:name w:val="CommentTok"/>
+    <w:basedOn w:val="VerbatimChar"/>
+    <w:rPr>
+      <w:color w:val="60a0b0"/>
+      <w:i/>
+    </w:rPr>
+  </w:style>
+  <w:style w:customStyle="1" w:styleId="DocumentationTok" w:type="character">
+    <w:name w:val="DocumentationTok"/>
+    <w:basedOn w:val="VerbatimChar"/>
+    <w:rPr>
+      <w:color w:val="ba2121"/>
+      <w:i/>
+    </w:rPr>
+  </w:style>
+  <w:style w:customStyle="1" w:styleId="AnnotationTok" w:type="character">
+    <w:name w:val="AnnotationTok"/>
+    <w:basedOn w:val="VerbatimChar"/>
+    <w:rPr>
+      <w:color w:val="60a0b0"/>
+      <w:b/>
+      <w:i/>
+    </w:rPr>
+  </w:style>
+  <w:style w:customStyle="1" w:styleId="CommentVarTok" w:type="character">
+    <w:name w:val="CommentVarTok"/>
+    <w:basedOn w:val="VerbatimChar"/>
+    <w:rPr>
+      <w:color w:val="60a0b0"/>
+      <w:b/>
+      <w:i/>
+    </w:rPr>
+  </w:style>
+  <w:style w:customStyle="1" w:styleId="OtherTok" w:type="character">
+    <w:name w:val="OtherTok"/>
+    <w:basedOn w:val="VerbatimChar"/>
+    <w:rPr>
+      <w:color w:val="007020"/>
+    </w:rPr>
+  </w:style>
+  <w:style w:customStyle="1" w:styleId="FunctionTok" w:type="character">
+    <w:name w:val="FunctionTok"/>
+    <w:basedOn w:val="VerbatimChar"/>
+    <w:rPr>
+      <w:color w:val="06287e"/>
+    </w:rPr>
+  </w:style>
+  <w:style w:customStyle="1" w:styleId="VariableTok" w:type="character">
+    <w:name w:val="VariableTok"/>
+    <w:basedOn w:val="VerbatimChar"/>
+    <w:rPr>
+      <w:color w:val="19177c"/>
+    </w:rPr>
+  </w:style>
+  <w:style w:customStyle="1" w:styleId="ControlFlowTok" w:type="character">
+    <w:name w:val="ControlFlowTok"/>
+    <w:basedOn w:val="VerbatimChar"/>
+    <w:rPr>
+      <w:color w:val="007020"/>
+      <w:b/>
+    </w:rPr>
+  </w:style>
+  <w:style w:customStyle="1" w:styleId="OperatorTok" w:type="character">
+    <w:name w:val="OperatorTok"/>
+    <w:basedOn w:val="VerbatimChar"/>
+    <w:rPr>
+      <w:color w:val="666666"/>
+    </w:rPr>
+  </w:style>
+  <w:style w:customStyle="1" w:styleId="BuiltInTok" w:type="character">
+    <w:name w:val="BuiltInTok"/>
+    <w:basedOn w:val="VerbatimChar"/>
+    <w:rPr>
+      <w:color w:val="008000"/>
+    </w:rPr>
+  </w:style>
+  <w:style w:customStyle="1" w:styleId="ExtensionTok" w:type="character">
+    <w:name w:val="ExtensionTok"/>
+    <w:basedOn w:val="VerbatimChar"/>
+    <w:rPr/>
+  </w:style>
+  <w:style w:customStyle="1" w:styleId="PreprocessorTok" w:type="character">
+    <w:name w:val="PreprocessorTok"/>
+    <w:basedOn w:val="VerbatimChar"/>
+    <w:rPr>
+      <w:color w:val="bc7a00"/>
+    </w:rPr>
+  </w:style>
+  <w:style w:customStyle="1" w:styleId="AttributeTok" w:type="character">
+    <w:name w:val="AttributeTok"/>
+    <w:basedOn w:val="VerbatimChar"/>
+    <w:rPr>
+      <w:color w:val="7d9029"/>
+    </w:rPr>
+  </w:style>
+  <w:style w:customStyle="1" w:styleId="RegionMarkerTok" w:type="character">
+    <w:name w:val="RegionMarkerTok"/>
+    <w:basedOn w:val="VerbatimChar"/>
+    <w:rPr/>
+  </w:style>
+  <w:style w:customStyle="1" w:styleId="InformationTok" w:type="character">
+    <w:name w:val="InformationTok"/>
+    <w:basedOn w:val="VerbatimChar"/>
+    <w:rPr>
+      <w:color w:val="60a0b0"/>
+      <w:b/>
+      <w:i/>
+    </w:rPr>
+  </w:style>
+  <w:style w:customStyle="1" w:styleId="WarningTok" w:type="character">
+    <w:name w:val="WarningTok"/>
+    <w:basedOn w:val="VerbatimChar"/>
+    <w:rPr>
+      <w:color w:val="60a0b0"/>
+      <w:b/>
+      <w:i/>
+    </w:rPr>
+  </w:style>
+  <w:style w:customStyle="1" w:styleId="AlertTok" w:type="character">
+    <w:name w:val="AlertTok"/>
+    <w:basedOn w:val="VerbatimChar"/>
+    <w:rPr>
+      <w:color w:val="ff0000"/>
+      <w:b/>
+    </w:rPr>
+  </w:style>
+  <w:style w:customStyle="1" w:styleId="ErrorTok" w:type="character">
+    <w:name w:val="ErrorTok"/>
+    <w:basedOn w:val="VerbatimChar"/>
+    <w:rPr>
+      <w:color w:val="ff0000"/>
+      <w:b/>
+    </w:rPr>
+  </w:style>
+  <w:style w:customStyle="1" w:styleId="NormalTok" w:type="character">
+    <w:name w:val="NormalTok"/>
+    <w:basedOn w:val="VerbatimChar"/>
+    <w:rPr/>
   </w:style>
   <w:style w:customStyle="1" w:styleId="SourceCode" w:type="paragraph">
     <w:name w:val="Source Code"/>

--- a/docs/Boxborough News - Setup Guide.docx
+++ b/docs/Boxborough News - Setup Guide.docx
@@ -1291,7 +1291,7 @@
           <w:iCs/>
           <w:i/>
         </w:rPr>
-        <w:t xml:space="preserve">Get Boxborough News every Friday</w:t>
+        <w:t xml:space="preserve">Boxborough News in your inbox every Friday</w:t>
       </w:r>
       <w:r>
         <w:t xml:space="preserve"> </w:t>
@@ -1307,10 +1307,35 @@
           <w:iCs/>
           <w:i/>
         </w:rPr>
-        <w:t xml:space="preserve">The week’s town news, features and upcoming events, free in your inbox.</w:t>
-      </w:r>
-      <w:r>
-        <w:t xml:space="preserve">). The smaller sign-up box on the home page and article pages has its own headline, so the website hides Kit’s headline and description there.</w:t>
+        <w:t xml:space="preserve">The week’s town news, features and upcoming events, free.</w:t>
+      </w:r>
+      <w:r>
+        <w:t xml:space="preserve">). Kit’s small print under the button (</w:t>
+      </w:r>
+      <w:r>
+        <w:t xml:space="preserve">“</w:t>
+      </w:r>
+      <w:r>
+        <w:t xml:space="preserve">We never share your email address. Unsubscribe at any time.</w:t>
+      </w:r>
+      <w:r>
+        <w:t xml:space="preserve">”</w:t>
+      </w:r>
+      <w:r>
+        <w:t xml:space="preserve">) is shown in both places. The smaller sign-up box on the home page and article pages has its own headline, so the website hides Kit’s headline and description there. After changing the form in Kit, copy its code again and paste it into</w:t>
+      </w:r>
+      <w:r>
+        <w:t xml:space="preserve"> </w:t>
+      </w:r>
+      <w:r>
+        <w:rPr>
+          <w:bCs/>
+          <w:b/>
+        </w:rPr>
+        <w:t xml:space="preserve">Newsletter sign-up form code</w:t>
+      </w:r>
+      <w:r>
+        <w:t xml:space="preserve">: the website keeps its own copy, so changes in Kit don’t appear until you do.</w:t>
       </w:r>
     </w:p>
     <w:p>
@@ -4201,6 +4226,240 @@
       <w:sz w:val="25"/>
       <w:szCs w:val="25"/>
     </w:rPr>
+  </w:style>
+  <w:style w:customStyle="1" w:styleId="SourceCode" w:type="paragraph">
+    <w:name w:val="Source Code"/>
+    <w:basedOn w:val="Normal"/>
+    <w:link w:val="VerbatimChar"/>
+    <w:pPr>
+      <w:wordWrap w:val="off"/>
+    </w:pPr>
+  </w:style>
+  <w:style w:customStyle="1" w:styleId="KeywordTok" w:type="character">
+    <w:name w:val="KeywordTok"/>
+    <w:basedOn w:val="VerbatimChar"/>
+    <w:rPr>
+      <w:color w:val="007020"/>
+      <w:b/>
+    </w:rPr>
+  </w:style>
+  <w:style w:customStyle="1" w:styleId="DataTypeTok" w:type="character">
+    <w:name w:val="DataTypeTok"/>
+    <w:basedOn w:val="VerbatimChar"/>
+    <w:rPr>
+      <w:color w:val="902000"/>
+    </w:rPr>
+  </w:style>
+  <w:style w:customStyle="1" w:styleId="DecValTok" w:type="character">
+    <w:name w:val="DecValTok"/>
+    <w:basedOn w:val="VerbatimChar"/>
+    <w:rPr>
+      <w:color w:val="40a070"/>
+    </w:rPr>
+  </w:style>
+  <w:style w:customStyle="1" w:styleId="BaseNTok" w:type="character">
+    <w:name w:val="BaseNTok"/>
+    <w:basedOn w:val="VerbatimChar"/>
+    <w:rPr>
+      <w:color w:val="40a070"/>
+    </w:rPr>
+  </w:style>
+  <w:style w:customStyle="1" w:styleId="FloatTok" w:type="character">
+    <w:name w:val="FloatTok"/>
+    <w:basedOn w:val="VerbatimChar"/>
+    <w:rPr>
+      <w:color w:val="40a070"/>
+    </w:rPr>
+  </w:style>
+  <w:style w:customStyle="1" w:styleId="ConstantTok" w:type="character">
+    <w:name w:val="ConstantTok"/>
+    <w:basedOn w:val="VerbatimChar"/>
+    <w:rPr>
+      <w:color w:val="880000"/>
+    </w:rPr>
+  </w:style>
+  <w:style w:customStyle="1" w:styleId="CharTok" w:type="character">
+    <w:name w:val="CharTok"/>
+    <w:basedOn w:val="VerbatimChar"/>
+    <w:rPr>
+      <w:color w:val="4070a0"/>
+    </w:rPr>
+  </w:style>
+  <w:style w:customStyle="1" w:styleId="SpecialCharTok" w:type="character">
+    <w:name w:val="SpecialCharTok"/>
+    <w:basedOn w:val="VerbatimChar"/>
+    <w:rPr>
+      <w:color w:val="4070a0"/>
+    </w:rPr>
+  </w:style>
+  <w:style w:customStyle="1" w:styleId="StringTok" w:type="character">
+    <w:name w:val="StringTok"/>
+    <w:basedOn w:val="VerbatimChar"/>
+    <w:rPr>
+      <w:color w:val="4070a0"/>
+    </w:rPr>
+  </w:style>
+  <w:style w:customStyle="1" w:styleId="VerbatimStringTok" w:type="character">
+    <w:name w:val="VerbatimStringTok"/>
+    <w:basedOn w:val="VerbatimChar"/>
+    <w:rPr>
+      <w:color w:val="4070a0"/>
+    </w:rPr>
+  </w:style>
+  <w:style w:customStyle="1" w:styleId="SpecialStringTok" w:type="character">
+    <w:name w:val="SpecialStringTok"/>
+    <w:basedOn w:val="VerbatimChar"/>
+    <w:rPr>
+      <w:color w:val="bb6688"/>
+    </w:rPr>
+  </w:style>
+  <w:style w:customStyle="1" w:styleId="ImportTok" w:type="character">
+    <w:name w:val="ImportTok"/>
+    <w:basedOn w:val="VerbatimChar"/>
+    <w:rPr>
+      <w:color w:val="008000"/>
+      <w:b/>
+    </w:rPr>
+  </w:style>
+  <w:style w:customStyle="1" w:styleId="CommentTok" w:type="character">
+    <w:name w:val="CommentTok"/>
+    <w:basedOn w:val="VerbatimChar"/>
+    <w:rPr>
+      <w:color w:val="60a0b0"/>
+      <w:i/>
+    </w:rPr>
+  </w:style>
+  <w:style w:customStyle="1" w:styleId="DocumentationTok" w:type="character">
+    <w:name w:val="DocumentationTok"/>
+    <w:basedOn w:val="VerbatimChar"/>
+    <w:rPr>
+      <w:color w:val="ba2121"/>
+      <w:i/>
+    </w:rPr>
+  </w:style>
+  <w:style w:customStyle="1" w:styleId="AnnotationTok" w:type="character">
+    <w:name w:val="AnnotationTok"/>
+    <w:basedOn w:val="VerbatimChar"/>
+    <w:rPr>
+      <w:color w:val="60a0b0"/>
+      <w:b/>
+      <w:i/>
+    </w:rPr>
+  </w:style>
+  <w:style w:customStyle="1" w:styleId="CommentVarTok" w:type="character">
+    <w:name w:val="CommentVarTok"/>
+    <w:basedOn w:val="VerbatimChar"/>
+    <w:rPr>
+      <w:color w:val="60a0b0"/>
+      <w:b/>
+      <w:i/>
+    </w:rPr>
+  </w:style>
+  <w:style w:customStyle="1" w:styleId="OtherTok" w:type="character">
+    <w:name w:val="OtherTok"/>
+    <w:basedOn w:val="VerbatimChar"/>
+    <w:rPr>
+      <w:color w:val="007020"/>
+    </w:rPr>
+  </w:style>
+  <w:style w:customStyle="1" w:styleId="FunctionTok" w:type="character">
+    <w:name w:val="FunctionTok"/>
+    <w:basedOn w:val="VerbatimChar"/>
+    <w:rPr>
+      <w:color w:val="06287e"/>
+    </w:rPr>
+  </w:style>
+  <w:style w:customStyle="1" w:styleId="VariableTok" w:type="character">
+    <w:name w:val="VariableTok"/>
+    <w:basedOn w:val="VerbatimChar"/>
+    <w:rPr>
+      <w:color w:val="19177c"/>
+    </w:rPr>
+  </w:style>
+  <w:style w:customStyle="1" w:styleId="ControlFlowTok" w:type="character">
+    <w:name w:val="ControlFlowTok"/>
+    <w:basedOn w:val="VerbatimChar"/>
+    <w:rPr>
+      <w:color w:val="007020"/>
+      <w:b/>
+    </w:rPr>
+  </w:style>
+  <w:style w:customStyle="1" w:styleId="OperatorTok" w:type="character">
+    <w:name w:val="OperatorTok"/>
+    <w:basedOn w:val="VerbatimChar"/>
+    <w:rPr>
+      <w:color w:val="666666"/>
+    </w:rPr>
+  </w:style>
+  <w:style w:customStyle="1" w:styleId="BuiltInTok" w:type="character">
+    <w:name w:val="BuiltInTok"/>
+    <w:basedOn w:val="VerbatimChar"/>
+    <w:rPr>
+      <w:color w:val="008000"/>
+    </w:rPr>
+  </w:style>
+  <w:style w:customStyle="1" w:styleId="ExtensionTok" w:type="character">
+    <w:name w:val="ExtensionTok"/>
+    <w:basedOn w:val="VerbatimChar"/>
+    <w:rPr/>
+  </w:style>
+  <w:style w:customStyle="1" w:styleId="PreprocessorTok" w:type="character">
+    <w:name w:val="PreprocessorTok"/>
+    <w:basedOn w:val="VerbatimChar"/>
+    <w:rPr>
+      <w:color w:val="bc7a00"/>
+    </w:rPr>
+  </w:style>
+  <w:style w:customStyle="1" w:styleId="AttributeTok" w:type="character">
+    <w:name w:val="AttributeTok"/>
+    <w:basedOn w:val="VerbatimChar"/>
+    <w:rPr>
+      <w:color w:val="7d9029"/>
+    </w:rPr>
+  </w:style>
+  <w:style w:customStyle="1" w:styleId="RegionMarkerTok" w:type="character">
+    <w:name w:val="RegionMarkerTok"/>
+    <w:basedOn w:val="VerbatimChar"/>
+    <w:rPr/>
+  </w:style>
+  <w:style w:customStyle="1" w:styleId="InformationTok" w:type="character">
+    <w:name w:val="InformationTok"/>
+    <w:basedOn w:val="VerbatimChar"/>
+    <w:rPr>
+      <w:color w:val="60a0b0"/>
+      <w:b/>
+      <w:i/>
+    </w:rPr>
+  </w:style>
+  <w:style w:customStyle="1" w:styleId="WarningTok" w:type="character">
+    <w:name w:val="WarningTok"/>
+    <w:basedOn w:val="VerbatimChar"/>
+    <w:rPr>
+      <w:color w:val="60a0b0"/>
+      <w:b/>
+      <w:i/>
+    </w:rPr>
+  </w:style>
+  <w:style w:customStyle="1" w:styleId="AlertTok" w:type="character">
+    <w:name w:val="AlertTok"/>
+    <w:basedOn w:val="VerbatimChar"/>
+    <w:rPr>
+      <w:color w:val="ff0000"/>
+      <w:b/>
+    </w:rPr>
+  </w:style>
+  <w:style w:customStyle="1" w:styleId="ErrorTok" w:type="character">
+    <w:name w:val="ErrorTok"/>
+    <w:basedOn w:val="VerbatimChar"/>
+    <w:rPr>
+      <w:color w:val="ff0000"/>
+      <w:b/>
+    </w:rPr>
+  </w:style>
+  <w:style w:customStyle="1" w:styleId="NormalTok" w:type="character">
+    <w:name w:val="NormalTok"/>
+    <w:basedOn w:val="VerbatimChar"/>
+    <w:rPr/>
   </w:style>
   <w:style w:customStyle="1" w:styleId="SourceCode" w:type="paragraph">
     <w:name w:val="Source Code"/>

--- a/docs/Boxborough News - Setup Guide.docx
+++ b/docs/Boxborough News - Setup Guide.docx
@@ -1648,6 +1648,77 @@
       <w:r>
         <w:t xml:space="preserve">→ Run workflow).</w:t>
       </w:r>
+      <w:r>
+        <w:t xml:space="preserve"> </w:t>
+      </w:r>
+      <w:r>
+        <w:rPr>
+          <w:iCs/>
+          <w:i/>
+        </w:rPr>
+        <w:t xml:space="preserve">To test on any day,</w:t>
+      </w:r>
+      <w:r>
+        <w:t xml:space="preserve"> </w:t>
+      </w:r>
+      <w:r>
+        <w:t xml:space="preserve">even when nothing has been published yet for the coming Friday: in GitHub, open</w:t>
+      </w:r>
+      <w:r>
+        <w:t xml:space="preserve"> </w:t>
+      </w:r>
+      <w:r>
+        <w:rPr>
+          <w:bCs/>
+          <w:b/>
+        </w:rPr>
+        <w:t xml:space="preserve">Actions → Weekly newsletter draft → Run workflow</w:t>
+      </w:r>
+      <w:r>
+        <w:t xml:space="preserve">, tick</w:t>
+      </w:r>
+      <w:r>
+        <w:t xml:space="preserve"> </w:t>
+      </w:r>
+      <w:r>
+        <w:rPr>
+          <w:bCs/>
+          <w:b/>
+        </w:rPr>
+        <w:t xml:space="preserve">Test with the most recent issue</w:t>
+      </w:r>
+      <w:r>
+        <w:t xml:space="preserve">, and click</w:t>
+      </w:r>
+      <w:r>
+        <w:t xml:space="preserve"> </w:t>
+      </w:r>
+      <w:r>
+        <w:rPr>
+          <w:bCs/>
+          <w:b/>
+        </w:rPr>
+        <w:t xml:space="preserve">Run workflow</w:t>
+      </w:r>
+      <w:r>
+        <w:t xml:space="preserve">. This makes a draft titled</w:t>
+      </w:r>
+      <w:r>
+        <w:t xml:space="preserve"> </w:t>
+      </w:r>
+      <w:r>
+        <w:rPr>
+          <w:iCs/>
+          <w:i/>
+        </w:rPr>
+        <w:t xml:space="preserve">TEST – Boxborough News – (last Friday’s date)</w:t>
+      </w:r>
+      <w:r>
+        <w:t xml:space="preserve"> </w:t>
+      </w:r>
+      <w:r>
+        <w:t xml:space="preserve">from the last issue. Delete it in Kit when you’re done.</w:t>
+      </w:r>
     </w:p>
     <w:p>
       <w:pPr>
@@ -4226,6 +4297,240 @@
       <w:sz w:val="25"/>
       <w:szCs w:val="25"/>
     </w:rPr>
+  </w:style>
+  <w:style w:customStyle="1" w:styleId="SourceCode" w:type="paragraph">
+    <w:name w:val="Source Code"/>
+    <w:basedOn w:val="Normal"/>
+    <w:link w:val="VerbatimChar"/>
+    <w:pPr>
+      <w:wordWrap w:val="off"/>
+    </w:pPr>
+  </w:style>
+  <w:style w:customStyle="1" w:styleId="KeywordTok" w:type="character">
+    <w:name w:val="KeywordTok"/>
+    <w:basedOn w:val="VerbatimChar"/>
+    <w:rPr>
+      <w:color w:val="007020"/>
+      <w:b/>
+    </w:rPr>
+  </w:style>
+  <w:style w:customStyle="1" w:styleId="DataTypeTok" w:type="character">
+    <w:name w:val="DataTypeTok"/>
+    <w:basedOn w:val="VerbatimChar"/>
+    <w:rPr>
+      <w:color w:val="902000"/>
+    </w:rPr>
+  </w:style>
+  <w:style w:customStyle="1" w:styleId="DecValTok" w:type="character">
+    <w:name w:val="DecValTok"/>
+    <w:basedOn w:val="VerbatimChar"/>
+    <w:rPr>
+      <w:color w:val="40a070"/>
+    </w:rPr>
+  </w:style>
+  <w:style w:customStyle="1" w:styleId="BaseNTok" w:type="character">
+    <w:name w:val="BaseNTok"/>
+    <w:basedOn w:val="VerbatimChar"/>
+    <w:rPr>
+      <w:color w:val="40a070"/>
+    </w:rPr>
+  </w:style>
+  <w:style w:customStyle="1" w:styleId="FloatTok" w:type="character">
+    <w:name w:val="FloatTok"/>
+    <w:basedOn w:val="VerbatimChar"/>
+    <w:rPr>
+      <w:color w:val="40a070"/>
+    </w:rPr>
+  </w:style>
+  <w:style w:customStyle="1" w:styleId="ConstantTok" w:type="character">
+    <w:name w:val="ConstantTok"/>
+    <w:basedOn w:val="VerbatimChar"/>
+    <w:rPr>
+      <w:color w:val="880000"/>
+    </w:rPr>
+  </w:style>
+  <w:style w:customStyle="1" w:styleId="CharTok" w:type="character">
+    <w:name w:val="CharTok"/>
+    <w:basedOn w:val="VerbatimChar"/>
+    <w:rPr>
+      <w:color w:val="4070a0"/>
+    </w:rPr>
+  </w:style>
+  <w:style w:customStyle="1" w:styleId="SpecialCharTok" w:type="character">
+    <w:name w:val="SpecialCharTok"/>
+    <w:basedOn w:val="VerbatimChar"/>
+    <w:rPr>
+      <w:color w:val="4070a0"/>
+    </w:rPr>
+  </w:style>
+  <w:style w:customStyle="1" w:styleId="StringTok" w:type="character">
+    <w:name w:val="StringTok"/>
+    <w:basedOn w:val="VerbatimChar"/>
+    <w:rPr>
+      <w:color w:val="4070a0"/>
+    </w:rPr>
+  </w:style>
+  <w:style w:customStyle="1" w:styleId="VerbatimStringTok" w:type="character">
+    <w:name w:val="VerbatimStringTok"/>
+    <w:basedOn w:val="VerbatimChar"/>
+    <w:rPr>
+      <w:color w:val="4070a0"/>
+    </w:rPr>
+  </w:style>
+  <w:style w:customStyle="1" w:styleId="SpecialStringTok" w:type="character">
+    <w:name w:val="SpecialStringTok"/>
+    <w:basedOn w:val="VerbatimChar"/>
+    <w:rPr>
+      <w:color w:val="bb6688"/>
+    </w:rPr>
+  </w:style>
+  <w:style w:customStyle="1" w:styleId="ImportTok" w:type="character">
+    <w:name w:val="ImportTok"/>
+    <w:basedOn w:val="VerbatimChar"/>
+    <w:rPr>
+      <w:color w:val="008000"/>
+      <w:b/>
+    </w:rPr>
+  </w:style>
+  <w:style w:customStyle="1" w:styleId="CommentTok" w:type="character">
+    <w:name w:val="CommentTok"/>
+    <w:basedOn w:val="VerbatimChar"/>
+    <w:rPr>
+      <w:color w:val="60a0b0"/>
+      <w:i/>
+    </w:rPr>
+  </w:style>
+  <w:style w:customStyle="1" w:styleId="DocumentationTok" w:type="character">
+    <w:name w:val="DocumentationTok"/>
+    <w:basedOn w:val="VerbatimChar"/>
+    <w:rPr>
+      <w:color w:val="ba2121"/>
+      <w:i/>
+    </w:rPr>
+  </w:style>
+  <w:style w:customStyle="1" w:styleId="AnnotationTok" w:type="character">
+    <w:name w:val="AnnotationTok"/>
+    <w:basedOn w:val="VerbatimChar"/>
+    <w:rPr>
+      <w:color w:val="60a0b0"/>
+      <w:b/>
+      <w:i/>
+    </w:rPr>
+  </w:style>
+  <w:style w:customStyle="1" w:styleId="CommentVarTok" w:type="character">
+    <w:name w:val="CommentVarTok"/>
+    <w:basedOn w:val="VerbatimChar"/>
+    <w:rPr>
+      <w:color w:val="60a0b0"/>
+      <w:b/>
+      <w:i/>
+    </w:rPr>
+  </w:style>
+  <w:style w:customStyle="1" w:styleId="OtherTok" w:type="character">
+    <w:name w:val="OtherTok"/>
+    <w:basedOn w:val="VerbatimChar"/>
+    <w:rPr>
+      <w:color w:val="007020"/>
+    </w:rPr>
+  </w:style>
+  <w:style w:customStyle="1" w:styleId="FunctionTok" w:type="character">
+    <w:name w:val="FunctionTok"/>
+    <w:basedOn w:val="VerbatimChar"/>
+    <w:rPr>
+      <w:color w:val="06287e"/>
+    </w:rPr>
+  </w:style>
+  <w:style w:customStyle="1" w:styleId="VariableTok" w:type="character">
+    <w:name w:val="VariableTok"/>
+    <w:basedOn w:val="VerbatimChar"/>
+    <w:rPr>
+      <w:color w:val="19177c"/>
+    </w:rPr>
+  </w:style>
+  <w:style w:customStyle="1" w:styleId="ControlFlowTok" w:type="character">
+    <w:name w:val="ControlFlowTok"/>
+    <w:basedOn w:val="VerbatimChar"/>
+    <w:rPr>
+      <w:color w:val="007020"/>
+      <w:b/>
+    </w:rPr>
+  </w:style>
+  <w:style w:customStyle="1" w:styleId="OperatorTok" w:type="character">
+    <w:name w:val="OperatorTok"/>
+    <w:basedOn w:val="VerbatimChar"/>
+    <w:rPr>
+      <w:color w:val="666666"/>
+    </w:rPr>
+  </w:style>
+  <w:style w:customStyle="1" w:styleId="BuiltInTok" w:type="character">
+    <w:name w:val="BuiltInTok"/>
+    <w:basedOn w:val="VerbatimChar"/>
+    <w:rPr>
+      <w:color w:val="008000"/>
+    </w:rPr>
+  </w:style>
+  <w:style w:customStyle="1" w:styleId="ExtensionTok" w:type="character">
+    <w:name w:val="ExtensionTok"/>
+    <w:basedOn w:val="VerbatimChar"/>
+    <w:rPr/>
+  </w:style>
+  <w:style w:customStyle="1" w:styleId="PreprocessorTok" w:type="character">
+    <w:name w:val="PreprocessorTok"/>
+    <w:basedOn w:val="VerbatimChar"/>
+    <w:rPr>
+      <w:color w:val="bc7a00"/>
+    </w:rPr>
+  </w:style>
+  <w:style w:customStyle="1" w:styleId="AttributeTok" w:type="character">
+    <w:name w:val="AttributeTok"/>
+    <w:basedOn w:val="VerbatimChar"/>
+    <w:rPr>
+      <w:color w:val="7d9029"/>
+    </w:rPr>
+  </w:style>
+  <w:style w:customStyle="1" w:styleId="RegionMarkerTok" w:type="character">
+    <w:name w:val="RegionMarkerTok"/>
+    <w:basedOn w:val="VerbatimChar"/>
+    <w:rPr/>
+  </w:style>
+  <w:style w:customStyle="1" w:styleId="InformationTok" w:type="character">
+    <w:name w:val="InformationTok"/>
+    <w:basedOn w:val="VerbatimChar"/>
+    <w:rPr>
+      <w:color w:val="60a0b0"/>
+      <w:b/>
+      <w:i/>
+    </w:rPr>
+  </w:style>
+  <w:style w:customStyle="1" w:styleId="WarningTok" w:type="character">
+    <w:name w:val="WarningTok"/>
+    <w:basedOn w:val="VerbatimChar"/>
+    <w:rPr>
+      <w:color w:val="60a0b0"/>
+      <w:b/>
+      <w:i/>
+    </w:rPr>
+  </w:style>
+  <w:style w:customStyle="1" w:styleId="AlertTok" w:type="character">
+    <w:name w:val="AlertTok"/>
+    <w:basedOn w:val="VerbatimChar"/>
+    <w:rPr>
+      <w:color w:val="ff0000"/>
+      <w:b/>
+    </w:rPr>
+  </w:style>
+  <w:style w:customStyle="1" w:styleId="ErrorTok" w:type="character">
+    <w:name w:val="ErrorTok"/>
+    <w:basedOn w:val="VerbatimChar"/>
+    <w:rPr>
+      <w:color w:val="ff0000"/>
+      <w:b/>
+    </w:rPr>
+  </w:style>
+  <w:style w:customStyle="1" w:styleId="NormalTok" w:type="character">
+    <w:name w:val="NormalTok"/>
+    <w:basedOn w:val="VerbatimChar"/>
+    <w:rPr/>
   </w:style>
   <w:style w:customStyle="1" w:styleId="SourceCode" w:type="paragraph">
     <w:name w:val="Source Code"/>

--- a/docs/Boxborough News - Setup Guide.docx
+++ b/docs/Boxborough News - Setup Guide.docx
@@ -1729,20 +1729,23 @@
         <w:pStyle w:val="Compact"/>
       </w:pPr>
       <w:r>
-        <w:t xml:space="preserve">In Kit, open</w:t>
-      </w:r>
-      <w:r>
-        <w:t xml:space="preserve"> </w:t>
-      </w:r>
-      <w:r>
-        <w:rPr>
-          <w:bCs/>
-          <w:b/>
-        </w:rPr>
-        <w:t xml:space="preserve">Send → Broadcasts</w:t>
-      </w:r>
-      <w:r>
-        <w:t xml:space="preserve">. The draft should be there. Send it to yourself with</w:t>
+        <w:t xml:space="preserve">In Kit, click</w:t>
+      </w:r>
+      <w:r>
+        <w:t xml:space="preserve"> </w:t>
+      </w:r>
+      <w:r>
+        <w:rPr>
+          <w:bCs/>
+          <w:b/>
+        </w:rPr>
+        <w:t xml:space="preserve">Broadcasts</w:t>
+      </w:r>
+      <w:r>
+        <w:t xml:space="preserve"> </w:t>
+      </w:r>
+      <w:r>
+        <w:t xml:space="preserve">in the menu on the left. The draft should be there. Send it to yourself with</w:t>
       </w:r>
       <w:r>
         <w:t xml:space="preserve"> </w:t>
@@ -4297,6 +4300,240 @@
       <w:sz w:val="25"/>
       <w:szCs w:val="25"/>
     </w:rPr>
+  </w:style>
+  <w:style w:customStyle="1" w:styleId="SourceCode" w:type="paragraph">
+    <w:name w:val="Source Code"/>
+    <w:basedOn w:val="Normal"/>
+    <w:link w:val="VerbatimChar"/>
+    <w:pPr>
+      <w:wordWrap w:val="off"/>
+    </w:pPr>
+  </w:style>
+  <w:style w:customStyle="1" w:styleId="KeywordTok" w:type="character">
+    <w:name w:val="KeywordTok"/>
+    <w:basedOn w:val="VerbatimChar"/>
+    <w:rPr>
+      <w:color w:val="007020"/>
+      <w:b/>
+    </w:rPr>
+  </w:style>
+  <w:style w:customStyle="1" w:styleId="DataTypeTok" w:type="character">
+    <w:name w:val="DataTypeTok"/>
+    <w:basedOn w:val="VerbatimChar"/>
+    <w:rPr>
+      <w:color w:val="902000"/>
+    </w:rPr>
+  </w:style>
+  <w:style w:customStyle="1" w:styleId="DecValTok" w:type="character">
+    <w:name w:val="DecValTok"/>
+    <w:basedOn w:val="VerbatimChar"/>
+    <w:rPr>
+      <w:color w:val="40a070"/>
+    </w:rPr>
+  </w:style>
+  <w:style w:customStyle="1" w:styleId="BaseNTok" w:type="character">
+    <w:name w:val="BaseNTok"/>
+    <w:basedOn w:val="VerbatimChar"/>
+    <w:rPr>
+      <w:color w:val="40a070"/>
+    </w:rPr>
+  </w:style>
+  <w:style w:customStyle="1" w:styleId="FloatTok" w:type="character">
+    <w:name w:val="FloatTok"/>
+    <w:basedOn w:val="VerbatimChar"/>
+    <w:rPr>
+      <w:color w:val="40a070"/>
+    </w:rPr>
+  </w:style>
+  <w:style w:customStyle="1" w:styleId="ConstantTok" w:type="character">
+    <w:name w:val="ConstantTok"/>
+    <w:basedOn w:val="VerbatimChar"/>
+    <w:rPr>
+      <w:color w:val="880000"/>
+    </w:rPr>
+  </w:style>
+  <w:style w:customStyle="1" w:styleId="CharTok" w:type="character">
+    <w:name w:val="CharTok"/>
+    <w:basedOn w:val="VerbatimChar"/>
+    <w:rPr>
+      <w:color w:val="4070a0"/>
+    </w:rPr>
+  </w:style>
+  <w:style w:customStyle="1" w:styleId="SpecialCharTok" w:type="character">
+    <w:name w:val="SpecialCharTok"/>
+    <w:basedOn w:val="VerbatimChar"/>
+    <w:rPr>
+      <w:color w:val="4070a0"/>
+    </w:rPr>
+  </w:style>
+  <w:style w:customStyle="1" w:styleId="StringTok" w:type="character">
+    <w:name w:val="StringTok"/>
+    <w:basedOn w:val="VerbatimChar"/>
+    <w:rPr>
+      <w:color w:val="4070a0"/>
+    </w:rPr>
+  </w:style>
+  <w:style w:customStyle="1" w:styleId="VerbatimStringTok" w:type="character">
+    <w:name w:val="VerbatimStringTok"/>
+    <w:basedOn w:val="VerbatimChar"/>
+    <w:rPr>
+      <w:color w:val="4070a0"/>
+    </w:rPr>
+  </w:style>
+  <w:style w:customStyle="1" w:styleId="SpecialStringTok" w:type="character">
+    <w:name w:val="SpecialStringTok"/>
+    <w:basedOn w:val="VerbatimChar"/>
+    <w:rPr>
+      <w:color w:val="bb6688"/>
+    </w:rPr>
+  </w:style>
+  <w:style w:customStyle="1" w:styleId="ImportTok" w:type="character">
+    <w:name w:val="ImportTok"/>
+    <w:basedOn w:val="VerbatimChar"/>
+    <w:rPr>
+      <w:color w:val="008000"/>
+      <w:b/>
+    </w:rPr>
+  </w:style>
+  <w:style w:customStyle="1" w:styleId="CommentTok" w:type="character">
+    <w:name w:val="CommentTok"/>
+    <w:basedOn w:val="VerbatimChar"/>
+    <w:rPr>
+      <w:color w:val="60a0b0"/>
+      <w:i/>
+    </w:rPr>
+  </w:style>
+  <w:style w:customStyle="1" w:styleId="DocumentationTok" w:type="character">
+    <w:name w:val="DocumentationTok"/>
+    <w:basedOn w:val="VerbatimChar"/>
+    <w:rPr>
+      <w:color w:val="ba2121"/>
+      <w:i/>
+    </w:rPr>
+  </w:style>
+  <w:style w:customStyle="1" w:styleId="AnnotationTok" w:type="character">
+    <w:name w:val="AnnotationTok"/>
+    <w:basedOn w:val="VerbatimChar"/>
+    <w:rPr>
+      <w:color w:val="60a0b0"/>
+      <w:b/>
+      <w:i/>
+    </w:rPr>
+  </w:style>
+  <w:style w:customStyle="1" w:styleId="CommentVarTok" w:type="character">
+    <w:name w:val="CommentVarTok"/>
+    <w:basedOn w:val="VerbatimChar"/>
+    <w:rPr>
+      <w:color w:val="60a0b0"/>
+      <w:b/>
+      <w:i/>
+    </w:rPr>
+  </w:style>
+  <w:style w:customStyle="1" w:styleId="OtherTok" w:type="character">
+    <w:name w:val="OtherTok"/>
+    <w:basedOn w:val="VerbatimChar"/>
+    <w:rPr>
+      <w:color w:val="007020"/>
+    </w:rPr>
+  </w:style>
+  <w:style w:customStyle="1" w:styleId="FunctionTok" w:type="character">
+    <w:name w:val="FunctionTok"/>
+    <w:basedOn w:val="VerbatimChar"/>
+    <w:rPr>
+      <w:color w:val="06287e"/>
+    </w:rPr>
+  </w:style>
+  <w:style w:customStyle="1" w:styleId="VariableTok" w:type="character">
+    <w:name w:val="VariableTok"/>
+    <w:basedOn w:val="VerbatimChar"/>
+    <w:rPr>
+      <w:color w:val="19177c"/>
+    </w:rPr>
+  </w:style>
+  <w:style w:customStyle="1" w:styleId="ControlFlowTok" w:type="character">
+    <w:name w:val="ControlFlowTok"/>
+    <w:basedOn w:val="VerbatimChar"/>
+    <w:rPr>
+      <w:color w:val="007020"/>
+      <w:b/>
+    </w:rPr>
+  </w:style>
+  <w:style w:customStyle="1" w:styleId="OperatorTok" w:type="character">
+    <w:name w:val="OperatorTok"/>
+    <w:basedOn w:val="VerbatimChar"/>
+    <w:rPr>
+      <w:color w:val="666666"/>
+    </w:rPr>
+  </w:style>
+  <w:style w:customStyle="1" w:styleId="BuiltInTok" w:type="character">
+    <w:name w:val="BuiltInTok"/>
+    <w:basedOn w:val="VerbatimChar"/>
+    <w:rPr>
+      <w:color w:val="008000"/>
+    </w:rPr>
+  </w:style>
+  <w:style w:customStyle="1" w:styleId="ExtensionTok" w:type="character">
+    <w:name w:val="ExtensionTok"/>
+    <w:basedOn w:val="VerbatimChar"/>
+    <w:rPr/>
+  </w:style>
+  <w:style w:customStyle="1" w:styleId="PreprocessorTok" w:type="character">
+    <w:name w:val="PreprocessorTok"/>
+    <w:basedOn w:val="VerbatimChar"/>
+    <w:rPr>
+      <w:color w:val="bc7a00"/>
+    </w:rPr>
+  </w:style>
+  <w:style w:customStyle="1" w:styleId="AttributeTok" w:type="character">
+    <w:name w:val="AttributeTok"/>
+    <w:basedOn w:val="VerbatimChar"/>
+    <w:rPr>
+      <w:color w:val="7d9029"/>
+    </w:rPr>
+  </w:style>
+  <w:style w:customStyle="1" w:styleId="RegionMarkerTok" w:type="character">
+    <w:name w:val="RegionMarkerTok"/>
+    <w:basedOn w:val="VerbatimChar"/>
+    <w:rPr/>
+  </w:style>
+  <w:style w:customStyle="1" w:styleId="InformationTok" w:type="character">
+    <w:name w:val="InformationTok"/>
+    <w:basedOn w:val="VerbatimChar"/>
+    <w:rPr>
+      <w:color w:val="60a0b0"/>
+      <w:b/>
+      <w:i/>
+    </w:rPr>
+  </w:style>
+  <w:style w:customStyle="1" w:styleId="WarningTok" w:type="character">
+    <w:name w:val="WarningTok"/>
+    <w:basedOn w:val="VerbatimChar"/>
+    <w:rPr>
+      <w:color w:val="60a0b0"/>
+      <w:b/>
+      <w:i/>
+    </w:rPr>
+  </w:style>
+  <w:style w:customStyle="1" w:styleId="AlertTok" w:type="character">
+    <w:name w:val="AlertTok"/>
+    <w:basedOn w:val="VerbatimChar"/>
+    <w:rPr>
+      <w:color w:val="ff0000"/>
+      <w:b/>
+    </w:rPr>
+  </w:style>
+  <w:style w:customStyle="1" w:styleId="ErrorTok" w:type="character">
+    <w:name w:val="ErrorTok"/>
+    <w:basedOn w:val="VerbatimChar"/>
+    <w:rPr>
+      <w:color w:val="ff0000"/>
+      <w:b/>
+    </w:rPr>
+  </w:style>
+  <w:style w:customStyle="1" w:styleId="NormalTok" w:type="character">
+    <w:name w:val="NormalTok"/>
+    <w:basedOn w:val="VerbatimChar"/>
+    <w:rPr/>
   </w:style>
   <w:style w:customStyle="1" w:styleId="SourceCode" w:type="paragraph">
     <w:name w:val="Source Code"/>

--- a/docs/Boxborough News - Setup Guide.docx
+++ b/docs/Boxborough News - Setup Guide.docx
@@ -2750,7 +2750,7 @@
         <w:rPr>
           <w:rStyle w:val="VerbatimChar"/>
         </w:rPr>
-        <w:t xml:space="preserve">        └── also runs twice a day (~5 a.m. and ~1 p.m.) so scheduled articles appear, the Town Hall box expires, and town meetings refresh</w:t>
+        <w:t xml:space="preserve">        └── also runs every morning just after 6 a.m. and at ~1 p.m., so scheduled articles appear (articles dated today go live at 6 a.m.), the Town Hall box expires, and town meetings refresh</w:t>
       </w:r>
       <w:r>
         <w:br/>
@@ -2762,7 +2762,7 @@
         <w:rPr>
           <w:rStyle w:val="VerbatimChar"/>
         </w:rPr>
-        <w:t xml:space="preserve">Friday ~6 a.m.: GitHub Actions "Weekly newsletter draft"</w:t>
+        <w:t xml:space="preserve">Friday ~6:20 a.m.: GitHub Actions "Weekly newsletter draft"</w:t>
       </w:r>
       <w:r>
         <w:br/>
@@ -2867,6 +2867,100 @@
       </w:r>
       <w:r>
         <w:t xml:space="preserve">Anything can be restored from the repository’s history on GitHub.</w:t>
+      </w:r>
+    </w:p>
+    <w:p>
+      <w:pPr>
+        <w:numPr>
+          <w:ilvl w:val="0"/>
+          <w:numId w:val="1011"/>
+        </w:numPr>
+        <w:pStyle w:val="Compact"/>
+      </w:pPr>
+      <w:r>
+        <w:rPr>
+          <w:bCs/>
+          <w:b/>
+        </w:rPr>
+        <w:t xml:space="preserve">Go-live time and previews.</w:t>
+      </w:r>
+      <w:r>
+        <w:t xml:space="preserve"> </w:t>
+      </w:r>
+      <w:r>
+        <w:t xml:space="preserve">Articles and announcements dated today appear from 6 a.m. Boston time (</w:t>
+      </w:r>
+      <w:r>
+        <w:rPr>
+          <w:rStyle w:val="VerbatimChar"/>
+        </w:rPr>
+        <w:t xml:space="preserve">GO_LIVE_HOUR</w:t>
+      </w:r>
+      <w:r>
+        <w:t xml:space="preserve"> </w:t>
+      </w:r>
+      <w:r>
+        <w:t xml:space="preserve">in</w:t>
+      </w:r>
+      <w:r>
+        <w:t xml:space="preserve"> </w:t>
+      </w:r>
+      <w:r>
+        <w:rPr>
+          <w:rStyle w:val="VerbatimChar"/>
+        </w:rPr>
+        <w:t xml:space="preserve">lib/content.js</w:t>
+      </w:r>
+      <w:r>
+        <w:t xml:space="preserve">). Anything not live yet (drafts, future dates) is shown on the unlisted, no-index</w:t>
+      </w:r>
+      <w:r>
+        <w:t xml:space="preserve"> </w:t>
+      </w:r>
+      <w:r>
+        <w:rPr>
+          <w:rStyle w:val="VerbatimChar"/>
+        </w:rPr>
+        <w:t xml:space="preserve">/preview/</w:t>
+      </w:r>
+      <w:r>
+        <w:t xml:space="preserve"> </w:t>
+      </w:r>
+      <w:r>
+        <w:t xml:space="preserve">pages (</w:t>
+      </w:r>
+      <w:r>
+        <w:rPr>
+          <w:rStyle w:val="VerbatimChar"/>
+        </w:rPr>
+        <w:t xml:space="preserve">src/_data/previewItems.js</w:t>
+      </w:r>
+      <w:r>
+        <w:t xml:space="preserve">,</w:t>
+      </w:r>
+      <w:r>
+        <w:t xml:space="preserve"> </w:t>
+      </w:r>
+      <w:r>
+        <w:rPr>
+          <w:rStyle w:val="VerbatimChar"/>
+        </w:rPr>
+        <w:t xml:space="preserve">src/preview/</w:t>
+      </w:r>
+      <w:r>
+        <w:t xml:space="preserve">), including</w:t>
+      </w:r>
+      <w:r>
+        <w:t xml:space="preserve"> </w:t>
+      </w:r>
+      <w:r>
+        <w:rPr>
+          <w:rStyle w:val="VerbatimChar"/>
+        </w:rPr>
+        <w:t xml:space="preserve">/preview/email/</w:t>
+      </w:r>
+      <w:r>
+        <w:t xml:space="preserve">, the coming Friday’s email with scheduled stories.</w:t>
       </w:r>
     </w:p>
     <w:p>
@@ -4300,6 +4394,240 @@
       <w:sz w:val="25"/>
       <w:szCs w:val="25"/>
     </w:rPr>
+  </w:style>
+  <w:style w:customStyle="1" w:styleId="SourceCode" w:type="paragraph">
+    <w:name w:val="Source Code"/>
+    <w:basedOn w:val="Normal"/>
+    <w:link w:val="VerbatimChar"/>
+    <w:pPr>
+      <w:wordWrap w:val="off"/>
+    </w:pPr>
+  </w:style>
+  <w:style w:customStyle="1" w:styleId="KeywordTok" w:type="character">
+    <w:name w:val="KeywordTok"/>
+    <w:basedOn w:val="VerbatimChar"/>
+    <w:rPr>
+      <w:color w:val="007020"/>
+      <w:b/>
+    </w:rPr>
+  </w:style>
+  <w:style w:customStyle="1" w:styleId="DataTypeTok" w:type="character">
+    <w:name w:val="DataTypeTok"/>
+    <w:basedOn w:val="VerbatimChar"/>
+    <w:rPr>
+      <w:color w:val="902000"/>
+    </w:rPr>
+  </w:style>
+  <w:style w:customStyle="1" w:styleId="DecValTok" w:type="character">
+    <w:name w:val="DecValTok"/>
+    <w:basedOn w:val="VerbatimChar"/>
+    <w:rPr>
+      <w:color w:val="40a070"/>
+    </w:rPr>
+  </w:style>
+  <w:style w:customStyle="1" w:styleId="BaseNTok" w:type="character">
+    <w:name w:val="BaseNTok"/>
+    <w:basedOn w:val="VerbatimChar"/>
+    <w:rPr>
+      <w:color w:val="40a070"/>
+    </w:rPr>
+  </w:style>
+  <w:style w:customStyle="1" w:styleId="FloatTok" w:type="character">
+    <w:name w:val="FloatTok"/>
+    <w:basedOn w:val="VerbatimChar"/>
+    <w:rPr>
+      <w:color w:val="40a070"/>
+    </w:rPr>
+  </w:style>
+  <w:style w:customStyle="1" w:styleId="ConstantTok" w:type="character">
+    <w:name w:val="ConstantTok"/>
+    <w:basedOn w:val="VerbatimChar"/>
+    <w:rPr>
+      <w:color w:val="880000"/>
+    </w:rPr>
+  </w:style>
+  <w:style w:customStyle="1" w:styleId="CharTok" w:type="character">
+    <w:name w:val="CharTok"/>
+    <w:basedOn w:val="VerbatimChar"/>
+    <w:rPr>
+      <w:color w:val="4070a0"/>
+    </w:rPr>
+  </w:style>
+  <w:style w:customStyle="1" w:styleId="SpecialCharTok" w:type="character">
+    <w:name w:val="SpecialCharTok"/>
+    <w:basedOn w:val="VerbatimChar"/>
+    <w:rPr>
+      <w:color w:val="4070a0"/>
+    </w:rPr>
+  </w:style>
+  <w:style w:customStyle="1" w:styleId="StringTok" w:type="character">
+    <w:name w:val="StringTok"/>
+    <w:basedOn w:val="VerbatimChar"/>
+    <w:rPr>
+      <w:color w:val="4070a0"/>
+    </w:rPr>
+  </w:style>
+  <w:style w:customStyle="1" w:styleId="VerbatimStringTok" w:type="character">
+    <w:name w:val="VerbatimStringTok"/>
+    <w:basedOn w:val="VerbatimChar"/>
+    <w:rPr>
+      <w:color w:val="4070a0"/>
+    </w:rPr>
+  </w:style>
+  <w:style w:customStyle="1" w:styleId="SpecialStringTok" w:type="character">
+    <w:name w:val="SpecialStringTok"/>
+    <w:basedOn w:val="VerbatimChar"/>
+    <w:rPr>
+      <w:color w:val="bb6688"/>
+    </w:rPr>
+  </w:style>
+  <w:style w:customStyle="1" w:styleId="ImportTok" w:type="character">
+    <w:name w:val="ImportTok"/>
+    <w:basedOn w:val="VerbatimChar"/>
+    <w:rPr>
+      <w:color w:val="008000"/>
+      <w:b/>
+    </w:rPr>
+  </w:style>
+  <w:style w:customStyle="1" w:styleId="CommentTok" w:type="character">
+    <w:name w:val="CommentTok"/>
+    <w:basedOn w:val="VerbatimChar"/>
+    <w:rPr>
+      <w:color w:val="60a0b0"/>
+      <w:i/>
+    </w:rPr>
+  </w:style>
+  <w:style w:customStyle="1" w:styleId="DocumentationTok" w:type="character">
+    <w:name w:val="DocumentationTok"/>
+    <w:basedOn w:val="VerbatimChar"/>
+    <w:rPr>
+      <w:color w:val="ba2121"/>
+      <w:i/>
+    </w:rPr>
+  </w:style>
+  <w:style w:customStyle="1" w:styleId="AnnotationTok" w:type="character">
+    <w:name w:val="AnnotationTok"/>
+    <w:basedOn w:val="VerbatimChar"/>
+    <w:rPr>
+      <w:color w:val="60a0b0"/>
+      <w:b/>
+      <w:i/>
+    </w:rPr>
+  </w:style>
+  <w:style w:customStyle="1" w:styleId="CommentVarTok" w:type="character">
+    <w:name w:val="CommentVarTok"/>
+    <w:basedOn w:val="VerbatimChar"/>
+    <w:rPr>
+      <w:color w:val="60a0b0"/>
+      <w:b/>
+      <w:i/>
+    </w:rPr>
+  </w:style>
+  <w:style w:customStyle="1" w:styleId="OtherTok" w:type="character">
+    <w:name w:val="OtherTok"/>
+    <w:basedOn w:val="VerbatimChar"/>
+    <w:rPr>
+      <w:color w:val="007020"/>
+    </w:rPr>
+  </w:style>
+  <w:style w:customStyle="1" w:styleId="FunctionTok" w:type="character">
+    <w:name w:val="FunctionTok"/>
+    <w:basedOn w:val="VerbatimChar"/>
+    <w:rPr>
+      <w:color w:val="06287e"/>
+    </w:rPr>
+  </w:style>
+  <w:style w:customStyle="1" w:styleId="VariableTok" w:type="character">
+    <w:name w:val="VariableTok"/>
+    <w:basedOn w:val="VerbatimChar"/>
+    <w:rPr>
+      <w:color w:val="19177c"/>
+    </w:rPr>
+  </w:style>
+  <w:style w:customStyle="1" w:styleId="ControlFlowTok" w:type="character">
+    <w:name w:val="ControlFlowTok"/>
+    <w:basedOn w:val="VerbatimChar"/>
+    <w:rPr>
+      <w:color w:val="007020"/>
+      <w:b/>
+    </w:rPr>
+  </w:style>
+  <w:style w:customStyle="1" w:styleId="OperatorTok" w:type="character">
+    <w:name w:val="OperatorTok"/>
+    <w:basedOn w:val="VerbatimChar"/>
+    <w:rPr>
+      <w:color w:val="666666"/>
+    </w:rPr>
+  </w:style>
+  <w:style w:customStyle="1" w:styleId="BuiltInTok" w:type="character">
+    <w:name w:val="BuiltInTok"/>
+    <w:basedOn w:val="VerbatimChar"/>
+    <w:rPr>
+      <w:color w:val="008000"/>
+    </w:rPr>
+  </w:style>
+  <w:style w:customStyle="1" w:styleId="ExtensionTok" w:type="character">
+    <w:name w:val="ExtensionTok"/>
+    <w:basedOn w:val="VerbatimChar"/>
+    <w:rPr/>
+  </w:style>
+  <w:style w:customStyle="1" w:styleId="PreprocessorTok" w:type="character">
+    <w:name w:val="PreprocessorTok"/>
+    <w:basedOn w:val="VerbatimChar"/>
+    <w:rPr>
+      <w:color w:val="bc7a00"/>
+    </w:rPr>
+  </w:style>
+  <w:style w:customStyle="1" w:styleId="AttributeTok" w:type="character">
+    <w:name w:val="AttributeTok"/>
+    <w:basedOn w:val="VerbatimChar"/>
+    <w:rPr>
+      <w:color w:val="7d9029"/>
+    </w:rPr>
+  </w:style>
+  <w:style w:customStyle="1" w:styleId="RegionMarkerTok" w:type="character">
+    <w:name w:val="RegionMarkerTok"/>
+    <w:basedOn w:val="VerbatimChar"/>
+    <w:rPr/>
+  </w:style>
+  <w:style w:customStyle="1" w:styleId="InformationTok" w:type="character">
+    <w:name w:val="InformationTok"/>
+    <w:basedOn w:val="VerbatimChar"/>
+    <w:rPr>
+      <w:color w:val="60a0b0"/>
+      <w:b/>
+      <w:i/>
+    </w:rPr>
+  </w:style>
+  <w:style w:customStyle="1" w:styleId="WarningTok" w:type="character">
+    <w:name w:val="WarningTok"/>
+    <w:basedOn w:val="VerbatimChar"/>
+    <w:rPr>
+      <w:color w:val="60a0b0"/>
+      <w:b/>
+      <w:i/>
+    </w:rPr>
+  </w:style>
+  <w:style w:customStyle="1" w:styleId="AlertTok" w:type="character">
+    <w:name w:val="AlertTok"/>
+    <w:basedOn w:val="VerbatimChar"/>
+    <w:rPr>
+      <w:color w:val="ff0000"/>
+      <w:b/>
+    </w:rPr>
+  </w:style>
+  <w:style w:customStyle="1" w:styleId="ErrorTok" w:type="character">
+    <w:name w:val="ErrorTok"/>
+    <w:basedOn w:val="VerbatimChar"/>
+    <w:rPr>
+      <w:color w:val="ff0000"/>
+      <w:b/>
+    </w:rPr>
+  </w:style>
+  <w:style w:customStyle="1" w:styleId="NormalTok" w:type="character">
+    <w:name w:val="NormalTok"/>
+    <w:basedOn w:val="VerbatimChar"/>
+    <w:rPr/>
   </w:style>
   <w:style w:customStyle="1" w:styleId="SourceCode" w:type="paragraph">
     <w:name w:val="Source Code"/>

--- a/docs/Boxborough News - Setup Guide.docx
+++ b/docs/Boxborough News - Setup Guide.docx
@@ -2867,6 +2867,169 @@
       </w:r>
       <w:r>
         <w:t xml:space="preserve">Anything can be restored from the repository’s history on GitHub.</w:t>
+      </w:r>
+    </w:p>
+    <w:p>
+      <w:pPr>
+        <w:numPr>
+          <w:ilvl w:val="0"/>
+          <w:numId w:val="1011"/>
+        </w:numPr>
+        <w:pStyle w:val="Compact"/>
+      </w:pPr>
+      <w:r>
+        <w:rPr>
+          <w:bCs/>
+          <w:b/>
+        </w:rPr>
+        <w:t xml:space="preserve">Import from the tracker sheet.</w:t>
+      </w:r>
+      <w:r>
+        <w:t xml:space="preserve"> </w:t>
+      </w:r>
+      <w:r>
+        <w:rPr>
+          <w:rStyle w:val="VerbatimChar"/>
+        </w:rPr>
+        <w:t xml:space="preserve">scripts/import-from-sheet.js</w:t>
+      </w:r>
+      <w:r>
+        <w:t xml:space="preserve">, run by</w:t>
+      </w:r>
+      <w:r>
+        <w:t xml:space="preserve"> </w:t>
+      </w:r>
+      <w:r>
+        <w:rPr>
+          <w:rStyle w:val="VerbatimChar"/>
+        </w:rPr>
+        <w:t xml:space="preserve">.github/workflows/import-stories.yml</w:t>
+      </w:r>
+      <w:r>
+        <w:t xml:space="preserve"> </w:t>
+      </w:r>
+      <w:r>
+        <w:t xml:space="preserve">(the</w:t>
+      </w:r>
+      <w:r>
+        <w:t xml:space="preserve"> </w:t>
+      </w:r>
+      <w:r>
+        <w:t xml:space="preserve">“</w:t>
+      </w:r>
+      <w:r>
+        <w:t xml:space="preserve">Import stories from the tracker sheet</w:t>
+      </w:r>
+      <w:r>
+        <w:t xml:space="preserve">”</w:t>
+      </w:r>
+      <w:r>
+        <w:t xml:space="preserve"> </w:t>
+      </w:r>
+      <w:r>
+        <w:t xml:space="preserve">action in Pages CMS), reads the editors’ Google Sheet (set in</w:t>
+      </w:r>
+      <w:r>
+        <w:t xml:space="preserve"> </w:t>
+      </w:r>
+      <w:r>
+        <w:rPr>
+          <w:rStyle w:val="VerbatimChar"/>
+        </w:rPr>
+        <w:t xml:space="preserve">src/_data/importer.json</w:t>
+      </w:r>
+      <w:r>
+        <w:t xml:space="preserve">: sheet link, tab names, the earliest issue to import, and</w:t>
+      </w:r>
+      <w:r>
+        <w:t xml:space="preserve"> </w:t>
+      </w:r>
+      <w:r>
+        <w:rPr>
+          <w:rStyle w:val="VerbatimChar"/>
+        </w:rPr>
+        <w:t xml:space="preserve">import_announcements</w:t>
+      </w:r>
+      <w:r>
+        <w:t xml:space="preserve">, off for now), the linked Google Docs or Word files and the Drive photos, all through their</w:t>
+      </w:r>
+      <w:r>
+        <w:t xml:space="preserve"> </w:t>
+      </w:r>
+      <w:r>
+        <w:t xml:space="preserve">“</w:t>
+      </w:r>
+      <w:r>
+        <w:t xml:space="preserve">anyone with the link</w:t>
+      </w:r>
+      <w:r>
+        <w:t xml:space="preserve">”</w:t>
+      </w:r>
+      <w:r>
+        <w:t xml:space="preserve"> </w:t>
+      </w:r>
+      <w:r>
+        <w:t xml:space="preserve">sharing, so no Google account or key is needed. Columns are found by their headings, so they can be moved. Each imported item records its source (</w:t>
+      </w:r>
+      <w:r>
+        <w:rPr>
+          <w:rStyle w:val="VerbatimChar"/>
+        </w:rPr>
+        <w:t xml:space="preserve">import_source</w:t>
+      </w:r>
+      <w:r>
+        <w:t xml:space="preserve">) and a fingerprint (</w:t>
+      </w:r>
+      <w:r>
+        <w:rPr>
+          <w:rStyle w:val="VerbatimChar"/>
+        </w:rPr>
+        <w:t xml:space="preserve">import_hash</w:t>
+      </w:r>
+      <w:r>
+        <w:t xml:space="preserve">): a later import updates it only if nobody has edited it in Pages CMS. A summary is saved to</w:t>
+      </w:r>
+      <w:r>
+        <w:t xml:space="preserve"> </w:t>
+      </w:r>
+      <w:r>
+        <w:rPr>
+          <w:rStyle w:val="VerbatimChar"/>
+        </w:rPr>
+        <w:t xml:space="preserve">src/_data/importReport.json</w:t>
+      </w:r>
+      <w:r>
+        <w:t xml:space="preserve"> </w:t>
+      </w:r>
+      <w:r>
+        <w:t xml:space="preserve">and shown on</w:t>
+      </w:r>
+      <w:r>
+        <w:t xml:space="preserve"> </w:t>
+      </w:r>
+      <w:r>
+        <w:rPr>
+          <w:rStyle w:val="VerbatimChar"/>
+        </w:rPr>
+        <w:t xml:space="preserve">/preview/</w:t>
+      </w:r>
+      <w:r>
+        <w:t xml:space="preserve">. To test without the internet,</w:t>
+      </w:r>
+      <w:r>
+        <w:t xml:space="preserve"> </w:t>
+      </w:r>
+      <w:r>
+        <w:rPr>
+          <w:rStyle w:val="VerbatimChar"/>
+        </w:rPr>
+        <w:t xml:space="preserve">IMPORT_FIXTURES=&lt;folder&gt;</w:t>
+      </w:r>
+      <w:r>
+        <w:t xml:space="preserve"> </w:t>
+      </w:r>
+      <w:r>
+        <w:t xml:space="preserve">maps URLs to local files (see the script).</w:t>
       </w:r>
     </w:p>
     <w:p>
@@ -4394,6 +4557,240 @@
       <w:sz w:val="25"/>
       <w:szCs w:val="25"/>
     </w:rPr>
+  </w:style>
+  <w:style w:customStyle="1" w:styleId="SourceCode" w:type="paragraph">
+    <w:name w:val="Source Code"/>
+    <w:basedOn w:val="Normal"/>
+    <w:link w:val="VerbatimChar"/>
+    <w:pPr>
+      <w:wordWrap w:val="off"/>
+    </w:pPr>
+  </w:style>
+  <w:style w:customStyle="1" w:styleId="KeywordTok" w:type="character">
+    <w:name w:val="KeywordTok"/>
+    <w:basedOn w:val="VerbatimChar"/>
+    <w:rPr>
+      <w:color w:val="007020"/>
+      <w:b/>
+    </w:rPr>
+  </w:style>
+  <w:style w:customStyle="1" w:styleId="DataTypeTok" w:type="character">
+    <w:name w:val="DataTypeTok"/>
+    <w:basedOn w:val="VerbatimChar"/>
+    <w:rPr>
+      <w:color w:val="902000"/>
+    </w:rPr>
+  </w:style>
+  <w:style w:customStyle="1" w:styleId="DecValTok" w:type="character">
+    <w:name w:val="DecValTok"/>
+    <w:basedOn w:val="VerbatimChar"/>
+    <w:rPr>
+      <w:color w:val="40a070"/>
+    </w:rPr>
+  </w:style>
+  <w:style w:customStyle="1" w:styleId="BaseNTok" w:type="character">
+    <w:name w:val="BaseNTok"/>
+    <w:basedOn w:val="VerbatimChar"/>
+    <w:rPr>
+      <w:color w:val="40a070"/>
+    </w:rPr>
+  </w:style>
+  <w:style w:customStyle="1" w:styleId="FloatTok" w:type="character">
+    <w:name w:val="FloatTok"/>
+    <w:basedOn w:val="VerbatimChar"/>
+    <w:rPr>
+      <w:color w:val="40a070"/>
+    </w:rPr>
+  </w:style>
+  <w:style w:customStyle="1" w:styleId="ConstantTok" w:type="character">
+    <w:name w:val="ConstantTok"/>
+    <w:basedOn w:val="VerbatimChar"/>
+    <w:rPr>
+      <w:color w:val="880000"/>
+    </w:rPr>
+  </w:style>
+  <w:style w:customStyle="1" w:styleId="CharTok" w:type="character">
+    <w:name w:val="CharTok"/>
+    <w:basedOn w:val="VerbatimChar"/>
+    <w:rPr>
+      <w:color w:val="4070a0"/>
+    </w:rPr>
+  </w:style>
+  <w:style w:customStyle="1" w:styleId="SpecialCharTok" w:type="character">
+    <w:name w:val="SpecialCharTok"/>
+    <w:basedOn w:val="VerbatimChar"/>
+    <w:rPr>
+      <w:color w:val="4070a0"/>
+    </w:rPr>
+  </w:style>
+  <w:style w:customStyle="1" w:styleId="StringTok" w:type="character">
+    <w:name w:val="StringTok"/>
+    <w:basedOn w:val="VerbatimChar"/>
+    <w:rPr>
+      <w:color w:val="4070a0"/>
+    </w:rPr>
+  </w:style>
+  <w:style w:customStyle="1" w:styleId="VerbatimStringTok" w:type="character">
+    <w:name w:val="VerbatimStringTok"/>
+    <w:basedOn w:val="VerbatimChar"/>
+    <w:rPr>
+      <w:color w:val="4070a0"/>
+    </w:rPr>
+  </w:style>
+  <w:style w:customStyle="1" w:styleId="SpecialStringTok" w:type="character">
+    <w:name w:val="SpecialStringTok"/>
+    <w:basedOn w:val="VerbatimChar"/>
+    <w:rPr>
+      <w:color w:val="bb6688"/>
+    </w:rPr>
+  </w:style>
+  <w:style w:customStyle="1" w:styleId="ImportTok" w:type="character">
+    <w:name w:val="ImportTok"/>
+    <w:basedOn w:val="VerbatimChar"/>
+    <w:rPr>
+      <w:color w:val="008000"/>
+      <w:b/>
+    </w:rPr>
+  </w:style>
+  <w:style w:customStyle="1" w:styleId="CommentTok" w:type="character">
+    <w:name w:val="CommentTok"/>
+    <w:basedOn w:val="VerbatimChar"/>
+    <w:rPr>
+      <w:color w:val="60a0b0"/>
+      <w:i/>
+    </w:rPr>
+  </w:style>
+  <w:style w:customStyle="1" w:styleId="DocumentationTok" w:type="character">
+    <w:name w:val="DocumentationTok"/>
+    <w:basedOn w:val="VerbatimChar"/>
+    <w:rPr>
+      <w:color w:val="ba2121"/>
+      <w:i/>
+    </w:rPr>
+  </w:style>
+  <w:style w:customStyle="1" w:styleId="AnnotationTok" w:type="character">
+    <w:name w:val="AnnotationTok"/>
+    <w:basedOn w:val="VerbatimChar"/>
+    <w:rPr>
+      <w:color w:val="60a0b0"/>
+      <w:b/>
+      <w:i/>
+    </w:rPr>
+  </w:style>
+  <w:style w:customStyle="1" w:styleId="CommentVarTok" w:type="character">
+    <w:name w:val="CommentVarTok"/>
+    <w:basedOn w:val="VerbatimChar"/>
+    <w:rPr>
+      <w:color w:val="60a0b0"/>
+      <w:b/>
+      <w:i/>
+    </w:rPr>
+  </w:style>
+  <w:style w:customStyle="1" w:styleId="OtherTok" w:type="character">
+    <w:name w:val="OtherTok"/>
+    <w:basedOn w:val="VerbatimChar"/>
+    <w:rPr>
+      <w:color w:val="007020"/>
+    </w:rPr>
+  </w:style>
+  <w:style w:customStyle="1" w:styleId="FunctionTok" w:type="character">
+    <w:name w:val="FunctionTok"/>
+    <w:basedOn w:val="VerbatimChar"/>
+    <w:rPr>
+      <w:color w:val="06287e"/>
+    </w:rPr>
+  </w:style>
+  <w:style w:customStyle="1" w:styleId="VariableTok" w:type="character">
+    <w:name w:val="VariableTok"/>
+    <w:basedOn w:val="VerbatimChar"/>
+    <w:rPr>
+      <w:color w:val="19177c"/>
+    </w:rPr>
+  </w:style>
+  <w:style w:customStyle="1" w:styleId="ControlFlowTok" w:type="character">
+    <w:name w:val="ControlFlowTok"/>
+    <w:basedOn w:val="VerbatimChar"/>
+    <w:rPr>
+      <w:color w:val="007020"/>
+      <w:b/>
+    </w:rPr>
+  </w:style>
+  <w:style w:customStyle="1" w:styleId="OperatorTok" w:type="character">
+    <w:name w:val="OperatorTok"/>
+    <w:basedOn w:val="VerbatimChar"/>
+    <w:rPr>
+      <w:color w:val="666666"/>
+    </w:rPr>
+  </w:style>
+  <w:style w:customStyle="1" w:styleId="BuiltInTok" w:type="character">
+    <w:name w:val="BuiltInTok"/>
+    <w:basedOn w:val="VerbatimChar"/>
+    <w:rPr>
+      <w:color w:val="008000"/>
+    </w:rPr>
+  </w:style>
+  <w:style w:customStyle="1" w:styleId="ExtensionTok" w:type="character">
+    <w:name w:val="ExtensionTok"/>
+    <w:basedOn w:val="VerbatimChar"/>
+    <w:rPr/>
+  </w:style>
+  <w:style w:customStyle="1" w:styleId="PreprocessorTok" w:type="character">
+    <w:name w:val="PreprocessorTok"/>
+    <w:basedOn w:val="VerbatimChar"/>
+    <w:rPr>
+      <w:color w:val="bc7a00"/>
+    </w:rPr>
+  </w:style>
+  <w:style w:customStyle="1" w:styleId="AttributeTok" w:type="character">
+    <w:name w:val="AttributeTok"/>
+    <w:basedOn w:val="VerbatimChar"/>
+    <w:rPr>
+      <w:color w:val="7d9029"/>
+    </w:rPr>
+  </w:style>
+  <w:style w:customStyle="1" w:styleId="RegionMarkerTok" w:type="character">
+    <w:name w:val="RegionMarkerTok"/>
+    <w:basedOn w:val="VerbatimChar"/>
+    <w:rPr/>
+  </w:style>
+  <w:style w:customStyle="1" w:styleId="InformationTok" w:type="character">
+    <w:name w:val="InformationTok"/>
+    <w:basedOn w:val="VerbatimChar"/>
+    <w:rPr>
+      <w:color w:val="60a0b0"/>
+      <w:b/>
+      <w:i/>
+    </w:rPr>
+  </w:style>
+  <w:style w:customStyle="1" w:styleId="WarningTok" w:type="character">
+    <w:name w:val="WarningTok"/>
+    <w:basedOn w:val="VerbatimChar"/>
+    <w:rPr>
+      <w:color w:val="60a0b0"/>
+      <w:b/>
+      <w:i/>
+    </w:rPr>
+  </w:style>
+  <w:style w:customStyle="1" w:styleId="AlertTok" w:type="character">
+    <w:name w:val="AlertTok"/>
+    <w:basedOn w:val="VerbatimChar"/>
+    <w:rPr>
+      <w:color w:val="ff0000"/>
+      <w:b/>
+    </w:rPr>
+  </w:style>
+  <w:style w:customStyle="1" w:styleId="ErrorTok" w:type="character">
+    <w:name w:val="ErrorTok"/>
+    <w:basedOn w:val="VerbatimChar"/>
+    <w:rPr>
+      <w:color w:val="ff0000"/>
+      <w:b/>
+    </w:rPr>
+  </w:style>
+  <w:style w:customStyle="1" w:styleId="NormalTok" w:type="character">
+    <w:name w:val="NormalTok"/>
+    <w:basedOn w:val="VerbatimChar"/>
+    <w:rPr/>
   </w:style>
   <w:style w:customStyle="1" w:styleId="SourceCode" w:type="paragraph">
     <w:name w:val="Source Code"/>
